--- a/zht/docx/083.content.docx
+++ b/zht/docx/083.content.docx
@@ -337,90 +337,66 @@
           <w:lang w:val="zh_TW" w:bidi="zh_TW"/>
         </w:rPr>
       </w:r>
-      <w:hyperlink r:id="rId13">
-        <w:r>
-          <w:rPr>
-            <w:lang w:val="zh_TW" w:bidi="zh_TW"/>
-          </w:rPr>
-          <w:rPr>
-            <w:color w:val="0000EE"/>
-            <w:u w:val="single"/>
-          </w:rPr>
-          <w:t>以賽亞書63:2</w:t>
-        </w:r>
-      </w:hyperlink>
-    </w:p>
-    <w:p>
-      <w:pPr>
-        <w:pStyle w:val="ListBullet"/>
-        <w:spacing w:line="240" w:lineRule="auto"/>
-        <w:ind w:left="720"/>
-      </w:pPr>
-      <w:r>
-        <w:rPr>
-          <w:lang w:val="zh_TW" w:bidi="zh_TW"/>
-        </w:rPr>
-      </w:r>
-      <w:hyperlink r:id="rId14">
-        <w:r>
-          <w:rPr>
-            <w:lang w:val="zh_TW" w:bidi="zh_TW"/>
-          </w:rPr>
-          <w:rPr>
-            <w:color w:val="0000EE"/>
-            <w:u w:val="single"/>
-          </w:rPr>
-          <w:t>馬可福音12:1</w:t>
-        </w:r>
-      </w:hyperlink>
-    </w:p>
-    <w:p>
-      <w:pPr>
-        <w:pStyle w:val="ListBullet"/>
-        <w:spacing w:line="240" w:lineRule="auto"/>
-        <w:ind w:left="720"/>
-      </w:pPr>
-      <w:r>
-        <w:rPr>
-          <w:lang w:val="zh_TW" w:bidi="zh_TW"/>
-        </w:rPr>
-      </w:r>
-      <w:hyperlink r:id="rId15">
-        <w:r>
-          <w:rPr>
-            <w:lang w:val="zh_TW" w:bidi="zh_TW"/>
-          </w:rPr>
-          <w:rPr>
-            <w:color w:val="0000EE"/>
-            <w:u w:val="single"/>
-          </w:rPr>
-          <w:t>馬太福音21:33</w:t>
-        </w:r>
-      </w:hyperlink>
-    </w:p>
-    <w:p>
-      <w:pPr>
-        <w:pStyle w:val="ListBullet"/>
-        <w:spacing w:line="240" w:lineRule="auto"/>
-        <w:ind w:left="720"/>
-      </w:pPr>
-      <w:r>
-        <w:rPr>
-          <w:lang w:val="zh_TW" w:bidi="zh_TW"/>
-        </w:rPr>
-      </w:r>
-      <w:hyperlink r:id="rId16">
-        <w:r>
-          <w:rPr>
-            <w:lang w:val="zh_TW" w:bidi="zh_TW"/>
-          </w:rPr>
-          <w:rPr>
-            <w:color w:val="0000EE"/>
-            <w:u w:val="single"/>
-          </w:rPr>
-          <w:t>啟示錄14:20</w:t>
-        </w:r>
-      </w:hyperlink>
+      <w:r>
+        <w:rPr>
+          <w:lang w:val="zh_TW" w:bidi="zh_TW"/>
+        </w:rPr>
+        <w:t>以賽亞書63:2</w:t>
+      </w:r>
+    </w:p>
+    <w:p>
+      <w:pPr>
+        <w:pStyle w:val="ListBullet"/>
+        <w:spacing w:line="240" w:lineRule="auto"/>
+        <w:ind w:left="720"/>
+      </w:pPr>
+      <w:r>
+        <w:rPr>
+          <w:lang w:val="zh_TW" w:bidi="zh_TW"/>
+        </w:rPr>
+      </w:r>
+      <w:r>
+        <w:rPr>
+          <w:lang w:val="zh_TW" w:bidi="zh_TW"/>
+        </w:rPr>
+        <w:t>馬可福音12:1</w:t>
+      </w:r>
+    </w:p>
+    <w:p>
+      <w:pPr>
+        <w:pStyle w:val="ListBullet"/>
+        <w:spacing w:line="240" w:lineRule="auto"/>
+        <w:ind w:left="720"/>
+      </w:pPr>
+      <w:r>
+        <w:rPr>
+          <w:lang w:val="zh_TW" w:bidi="zh_TW"/>
+        </w:rPr>
+      </w:r>
+      <w:r>
+        <w:rPr>
+          <w:lang w:val="zh_TW" w:bidi="zh_TW"/>
+        </w:rPr>
+        <w:t>馬太福音21:33</w:t>
+      </w:r>
+    </w:p>
+    <w:p>
+      <w:pPr>
+        <w:pStyle w:val="ListBullet"/>
+        <w:spacing w:line="240" w:lineRule="auto"/>
+        <w:ind w:left="720"/>
+      </w:pPr>
+      <w:r>
+        <w:rPr>
+          <w:lang w:val="zh_TW" w:bidi="zh_TW"/>
+        </w:rPr>
+      </w:r>
+      <w:r>
+        <w:rPr>
+          <w:lang w:val="zh_TW" w:bidi="zh_TW"/>
+        </w:rPr>
+        <w:t>啟示錄14:20</w:t>
+      </w:r>
     </w:p>
     <w:p>
       <w:pPr>
@@ -678,42 +654,30 @@
           <w:lang w:val="zh_TW" w:bidi="zh_TW"/>
         </w:rPr>
       </w:r>
-      <w:hyperlink r:id="rId17">
-        <w:r>
-          <w:rPr>
-            <w:lang w:val="zh_TW" w:bidi="zh_TW"/>
-          </w:rPr>
-          <w:rPr>
-            <w:color w:val="0000EE"/>
-            <w:u w:val="single"/>
-          </w:rPr>
-          <w:t>列王紀上10:3–5</w:t>
-        </w:r>
-      </w:hyperlink>
-    </w:p>
-    <w:p>
-      <w:pPr>
-        <w:pStyle w:val="ListBullet"/>
-        <w:spacing w:line="240" w:lineRule="auto"/>
-        <w:ind w:left="720"/>
-      </w:pPr>
-      <w:r>
-        <w:rPr>
-          <w:lang w:val="zh_TW" w:bidi="zh_TW"/>
-        </w:rPr>
-      </w:r>
-      <w:hyperlink r:id="rId18">
-        <w:r>
-          <w:rPr>
-            <w:lang w:val="zh_TW" w:bidi="zh_TW"/>
-          </w:rPr>
-          <w:rPr>
-            <w:color w:val="0000EE"/>
-            <w:u w:val="single"/>
-          </w:rPr>
-          <w:t>尼希米記1:11</w:t>
-        </w:r>
-      </w:hyperlink>
+      <w:r>
+        <w:rPr>
+          <w:lang w:val="zh_TW" w:bidi="zh_TW"/>
+        </w:rPr>
+        <w:t>列王紀上10:3–5</w:t>
+      </w:r>
+    </w:p>
+    <w:p>
+      <w:pPr>
+        <w:pStyle w:val="ListBullet"/>
+        <w:spacing w:line="240" w:lineRule="auto"/>
+        <w:ind w:left="720"/>
+      </w:pPr>
+      <w:r>
+        <w:rPr>
+          <w:lang w:val="zh_TW" w:bidi="zh_TW"/>
+        </w:rPr>
+      </w:r>
+      <w:r>
+        <w:rPr>
+          <w:lang w:val="zh_TW" w:bidi="zh_TW"/>
+        </w:rPr>
+        <w:t>尼希米記1:11</w:t>
+      </w:r>
     </w:p>
     <w:p>
       <w:pPr>
@@ -1122,378 +1086,282 @@
           <w:lang w:val="zh_TW" w:bidi="zh_TW"/>
         </w:rPr>
       </w:r>
-      <w:hyperlink r:id="rId19">
-        <w:r>
-          <w:rPr>
-            <w:lang w:val="zh_TW" w:bidi="zh_TW"/>
-          </w:rPr>
-          <w:rPr>
-            <w:color w:val="0000EE"/>
-            <w:u w:val="single"/>
-          </w:rPr>
-          <w:t>創世記49:18</w:t>
-        </w:r>
-      </w:hyperlink>
-    </w:p>
-    <w:p>
-      <w:pPr>
-        <w:pStyle w:val="ListBullet"/>
-        <w:spacing w:line="240" w:lineRule="auto"/>
-        <w:ind w:left="720"/>
-      </w:pPr>
-      <w:r>
-        <w:rPr>
-          <w:lang w:val="zh_TW" w:bidi="zh_TW"/>
-        </w:rPr>
-      </w:r>
-      <w:hyperlink r:id="rId20">
-        <w:r>
-          <w:rPr>
-            <w:lang w:val="zh_TW" w:bidi="zh_TW"/>
-          </w:rPr>
-          <w:rPr>
-            <w:color w:val="0000EE"/>
-            <w:u w:val="single"/>
-          </w:rPr>
-          <w:t>創世記47:25–26</w:t>
-        </w:r>
-      </w:hyperlink>
-    </w:p>
-    <w:p>
-      <w:pPr>
-        <w:pStyle w:val="ListBullet"/>
-        <w:spacing w:line="240" w:lineRule="auto"/>
-        <w:ind w:left="720"/>
-      </w:pPr>
-      <w:r>
-        <w:rPr>
-          <w:lang w:val="zh_TW" w:bidi="zh_TW"/>
-        </w:rPr>
-      </w:r>
-      <w:hyperlink r:id="rId21">
-        <w:r>
-          <w:rPr>
-            <w:lang w:val="zh_TW" w:bidi="zh_TW"/>
-          </w:rPr>
-          <w:rPr>
-            <w:color w:val="0000EE"/>
-            <w:u w:val="single"/>
-          </w:rPr>
-          <w:t>詩篇80:3</w:t>
-        </w:r>
-      </w:hyperlink>
-    </w:p>
-    <w:p>
-      <w:pPr>
-        <w:pStyle w:val="ListBullet"/>
-        <w:spacing w:line="240" w:lineRule="auto"/>
-        <w:ind w:left="720"/>
-      </w:pPr>
-      <w:r>
-        <w:rPr>
-          <w:lang w:val="zh_TW" w:bidi="zh_TW"/>
-        </w:rPr>
-      </w:r>
-      <w:hyperlink r:id="rId22">
-        <w:r>
-          <w:rPr>
-            <w:lang w:val="zh_TW" w:bidi="zh_TW"/>
-          </w:rPr>
-          <w:rPr>
-            <w:color w:val="0000EE"/>
-            <w:u w:val="single"/>
-          </w:rPr>
-          <w:t>耶利米書16:19–21</w:t>
-        </w:r>
-      </w:hyperlink>
-    </w:p>
-    <w:p>
-      <w:pPr>
-        <w:pStyle w:val="ListBullet"/>
-        <w:spacing w:line="240" w:lineRule="auto"/>
-        <w:ind w:left="720"/>
-      </w:pPr>
-      <w:r>
-        <w:rPr>
-          <w:lang w:val="zh_TW" w:bidi="zh_TW"/>
-        </w:rPr>
-      </w:r>
-      <w:hyperlink r:id="rId23">
-        <w:r>
-          <w:rPr>
-            <w:lang w:val="zh_TW" w:bidi="zh_TW"/>
-          </w:rPr>
-          <w:rPr>
-            <w:color w:val="0000EE"/>
-            <w:u w:val="single"/>
-          </w:rPr>
-          <w:t>彌迦書6:3–5</w:t>
-        </w:r>
-      </w:hyperlink>
-    </w:p>
-    <w:p>
-      <w:pPr>
-        <w:pStyle w:val="ListBullet"/>
-        <w:spacing w:line="240" w:lineRule="auto"/>
-        <w:ind w:left="720"/>
-      </w:pPr>
-      <w:r>
-        <w:rPr>
-          <w:lang w:val="zh_TW" w:bidi="zh_TW"/>
-        </w:rPr>
-      </w:r>
-      <w:hyperlink r:id="rId24">
-        <w:r>
-          <w:rPr>
-            <w:lang w:val="zh_TW" w:bidi="zh_TW"/>
-          </w:rPr>
-          <w:rPr>
-            <w:color w:val="0000EE"/>
-            <w:u w:val="single"/>
-          </w:rPr>
-          <w:t>路加福音2:30</w:t>
-        </w:r>
-      </w:hyperlink>
-    </w:p>
-    <w:p>
-      <w:pPr>
-        <w:pStyle w:val="ListBullet"/>
-        <w:spacing w:line="240" w:lineRule="auto"/>
-        <w:ind w:left="720"/>
-      </w:pPr>
-      <w:r>
-        <w:rPr>
-          <w:lang w:val="zh_TW" w:bidi="zh_TW"/>
-        </w:rPr>
-      </w:r>
-      <w:hyperlink r:id="rId25">
-        <w:r>
-          <w:rPr>
-            <w:lang w:val="zh_TW" w:bidi="zh_TW"/>
-          </w:rPr>
-          <w:rPr>
-            <w:color w:val="0000EE"/>
-            <w:u w:val="single"/>
-          </w:rPr>
-          <w:t>路加福音8:36–37</w:t>
-        </w:r>
-      </w:hyperlink>
-    </w:p>
-    <w:p>
-      <w:pPr>
-        <w:pStyle w:val="ListBullet"/>
-        <w:spacing w:line="240" w:lineRule="auto"/>
-        <w:ind w:left="720"/>
-      </w:pPr>
-      <w:r>
-        <w:rPr>
-          <w:lang w:val="zh_TW" w:bidi="zh_TW"/>
-        </w:rPr>
-      </w:r>
-      <w:hyperlink r:id="rId26">
-        <w:r>
-          <w:rPr>
-            <w:lang w:val="zh_TW" w:bidi="zh_TW"/>
-          </w:rPr>
-          <w:rPr>
-            <w:color w:val="0000EE"/>
-            <w:u w:val="single"/>
-          </w:rPr>
-          <w:t>使徒行傳4:12</w:t>
-        </w:r>
-      </w:hyperlink>
-    </w:p>
-    <w:p>
-      <w:pPr>
-        <w:pStyle w:val="ListBullet"/>
-        <w:spacing w:line="240" w:lineRule="auto"/>
-        <w:ind w:left="720"/>
-      </w:pPr>
-      <w:r>
-        <w:rPr>
-          <w:lang w:val="zh_TW" w:bidi="zh_TW"/>
-        </w:rPr>
-      </w:r>
-      <w:hyperlink r:id="rId27">
-        <w:r>
-          <w:rPr>
-            <w:lang w:val="zh_TW" w:bidi="zh_TW"/>
-          </w:rPr>
-          <w:rPr>
-            <w:color w:val="0000EE"/>
-            <w:u w:val="single"/>
-          </w:rPr>
-          <w:t>使徒行傳28:28</w:t>
-        </w:r>
-      </w:hyperlink>
-    </w:p>
-    <w:p>
-      <w:pPr>
-        <w:pStyle w:val="ListBullet"/>
-        <w:spacing w:line="240" w:lineRule="auto"/>
-        <w:ind w:left="720"/>
-      </w:pPr>
-      <w:r>
-        <w:rPr>
-          <w:lang w:val="zh_TW" w:bidi="zh_TW"/>
-        </w:rPr>
-      </w:r>
-      <w:hyperlink r:id="rId28">
-        <w:r>
-          <w:rPr>
-            <w:lang w:val="zh_TW" w:bidi="zh_TW"/>
-          </w:rPr>
-          <w:rPr>
-            <w:color w:val="0000EE"/>
-            <w:u w:val="single"/>
-          </w:rPr>
-          <w:t>使徒行傳2:21</w:t>
-        </w:r>
-      </w:hyperlink>
-    </w:p>
-    <w:p>
-      <w:pPr>
-        <w:pStyle w:val="ListBullet"/>
-        <w:spacing w:line="240" w:lineRule="auto"/>
-        <w:ind w:left="720"/>
-      </w:pPr>
-      <w:r>
-        <w:rPr>
-          <w:lang w:val="zh_TW" w:bidi="zh_TW"/>
-        </w:rPr>
-      </w:r>
-      <w:hyperlink r:id="rId29">
-        <w:r>
-          <w:rPr>
-            <w:lang w:val="zh_TW" w:bidi="zh_TW"/>
-          </w:rPr>
-          <w:rPr>
-            <w:color w:val="0000EE"/>
-            <w:u w:val="single"/>
-          </w:rPr>
-          <w:t>羅馬書1:16</w:t>
-        </w:r>
-      </w:hyperlink>
-    </w:p>
-    <w:p>
-      <w:pPr>
-        <w:pStyle w:val="ListBullet"/>
-        <w:spacing w:line="240" w:lineRule="auto"/>
-        <w:ind w:left="720"/>
-      </w:pPr>
-      <w:r>
-        <w:rPr>
-          <w:lang w:val="zh_TW" w:bidi="zh_TW"/>
-        </w:rPr>
-      </w:r>
-      <w:hyperlink r:id="rId30">
-        <w:r>
-          <w:rPr>
-            <w:lang w:val="zh_TW" w:bidi="zh_TW"/>
-          </w:rPr>
-          <w:rPr>
-            <w:color w:val="0000EE"/>
-            <w:u w:val="single"/>
-          </w:rPr>
-          <w:t>羅馬書10:10</w:t>
-        </w:r>
-      </w:hyperlink>
-    </w:p>
-    <w:p>
-      <w:pPr>
-        <w:pStyle w:val="ListBullet"/>
-        <w:spacing w:line="240" w:lineRule="auto"/>
-        <w:ind w:left="720"/>
-      </w:pPr>
-      <w:r>
-        <w:rPr>
-          <w:lang w:val="zh_TW" w:bidi="zh_TW"/>
-        </w:rPr>
-      </w:r>
-      <w:hyperlink r:id="rId31">
-        <w:r>
-          <w:rPr>
-            <w:lang w:val="zh_TW" w:bidi="zh_TW"/>
-          </w:rPr>
-          <w:rPr>
-            <w:color w:val="0000EE"/>
-            <w:u w:val="single"/>
-          </w:rPr>
-          <w:t>以弗所書6:17</w:t>
-        </w:r>
-      </w:hyperlink>
-    </w:p>
-    <w:p>
-      <w:pPr>
-        <w:pStyle w:val="ListBullet"/>
-        <w:spacing w:line="240" w:lineRule="auto"/>
-        <w:ind w:left="720"/>
-      </w:pPr>
-      <w:r>
-        <w:rPr>
-          <w:lang w:val="zh_TW" w:bidi="zh_TW"/>
-        </w:rPr>
-      </w:r>
-      <w:hyperlink r:id="rId32">
-        <w:r>
-          <w:rPr>
-            <w:lang w:val="zh_TW" w:bidi="zh_TW"/>
-          </w:rPr>
-          <w:rPr>
-            <w:color w:val="0000EE"/>
-            <w:u w:val="single"/>
-          </w:rPr>
-          <w:t>腓立比書1:28</w:t>
-        </w:r>
-      </w:hyperlink>
-    </w:p>
-    <w:p>
-      <w:pPr>
-        <w:pStyle w:val="ListBullet"/>
-        <w:spacing w:line="240" w:lineRule="auto"/>
-        <w:ind w:left="720"/>
-      </w:pPr>
-      <w:r>
-        <w:rPr>
-          <w:lang w:val="zh_TW" w:bidi="zh_TW"/>
-        </w:rPr>
-      </w:r>
-      <w:hyperlink r:id="rId33">
-        <w:r>
-          <w:rPr>
-            <w:lang w:val="zh_TW" w:bidi="zh_TW"/>
-          </w:rPr>
-          <w:rPr>
-            <w:color w:val="0000EE"/>
-            <w:u w:val="single"/>
-          </w:rPr>
-          <w:t>提摩太前書1:15–17</w:t>
-        </w:r>
-      </w:hyperlink>
-    </w:p>
-    <w:p>
-      <w:pPr>
-        <w:pStyle w:val="ListBullet"/>
-        <w:spacing w:line="240" w:lineRule="auto"/>
-        <w:ind w:left="720"/>
-      </w:pPr>
-      <w:r>
-        <w:rPr>
-          <w:lang w:val="zh_TW" w:bidi="zh_TW"/>
-        </w:rPr>
-      </w:r>
-      <w:hyperlink r:id="rId34">
-        <w:r>
-          <w:rPr>
-            <w:lang w:val="zh_TW" w:bidi="zh_TW"/>
-          </w:rPr>
-          <w:rPr>
-            <w:color w:val="0000EE"/>
-            <w:u w:val="single"/>
-          </w:rPr>
-          <w:t>啟示錄19:1–2</w:t>
-        </w:r>
-      </w:hyperlink>
+      <w:r>
+        <w:rPr>
+          <w:lang w:val="zh_TW" w:bidi="zh_TW"/>
+        </w:rPr>
+        <w:t>創世記49:18</w:t>
+      </w:r>
+    </w:p>
+    <w:p>
+      <w:pPr>
+        <w:pStyle w:val="ListBullet"/>
+        <w:spacing w:line="240" w:lineRule="auto"/>
+        <w:ind w:left="720"/>
+      </w:pPr>
+      <w:r>
+        <w:rPr>
+          <w:lang w:val="zh_TW" w:bidi="zh_TW"/>
+        </w:rPr>
+      </w:r>
+      <w:r>
+        <w:rPr>
+          <w:lang w:val="zh_TW" w:bidi="zh_TW"/>
+        </w:rPr>
+        <w:t>創世記47:25–26</w:t>
+      </w:r>
+    </w:p>
+    <w:p>
+      <w:pPr>
+        <w:pStyle w:val="ListBullet"/>
+        <w:spacing w:line="240" w:lineRule="auto"/>
+        <w:ind w:left="720"/>
+      </w:pPr>
+      <w:r>
+        <w:rPr>
+          <w:lang w:val="zh_TW" w:bidi="zh_TW"/>
+        </w:rPr>
+      </w:r>
+      <w:r>
+        <w:rPr>
+          <w:lang w:val="zh_TW" w:bidi="zh_TW"/>
+        </w:rPr>
+        <w:t>詩篇80:3</w:t>
+      </w:r>
+    </w:p>
+    <w:p>
+      <w:pPr>
+        <w:pStyle w:val="ListBullet"/>
+        <w:spacing w:line="240" w:lineRule="auto"/>
+        <w:ind w:left="720"/>
+      </w:pPr>
+      <w:r>
+        <w:rPr>
+          <w:lang w:val="zh_TW" w:bidi="zh_TW"/>
+        </w:rPr>
+      </w:r>
+      <w:r>
+        <w:rPr>
+          <w:lang w:val="zh_TW" w:bidi="zh_TW"/>
+        </w:rPr>
+        <w:t>耶利米書16:19–21</w:t>
+      </w:r>
+    </w:p>
+    <w:p>
+      <w:pPr>
+        <w:pStyle w:val="ListBullet"/>
+        <w:spacing w:line="240" w:lineRule="auto"/>
+        <w:ind w:left="720"/>
+      </w:pPr>
+      <w:r>
+        <w:rPr>
+          <w:lang w:val="zh_TW" w:bidi="zh_TW"/>
+        </w:rPr>
+      </w:r>
+      <w:r>
+        <w:rPr>
+          <w:lang w:val="zh_TW" w:bidi="zh_TW"/>
+        </w:rPr>
+        <w:t>彌迦書6:3–5</w:t>
+      </w:r>
+    </w:p>
+    <w:p>
+      <w:pPr>
+        <w:pStyle w:val="ListBullet"/>
+        <w:spacing w:line="240" w:lineRule="auto"/>
+        <w:ind w:left="720"/>
+      </w:pPr>
+      <w:r>
+        <w:rPr>
+          <w:lang w:val="zh_TW" w:bidi="zh_TW"/>
+        </w:rPr>
+      </w:r>
+      <w:r>
+        <w:rPr>
+          <w:lang w:val="zh_TW" w:bidi="zh_TW"/>
+        </w:rPr>
+        <w:t>路加福音2:30</w:t>
+      </w:r>
+    </w:p>
+    <w:p>
+      <w:pPr>
+        <w:pStyle w:val="ListBullet"/>
+        <w:spacing w:line="240" w:lineRule="auto"/>
+        <w:ind w:left="720"/>
+      </w:pPr>
+      <w:r>
+        <w:rPr>
+          <w:lang w:val="zh_TW" w:bidi="zh_TW"/>
+        </w:rPr>
+      </w:r>
+      <w:r>
+        <w:rPr>
+          <w:lang w:val="zh_TW" w:bidi="zh_TW"/>
+        </w:rPr>
+        <w:t>路加福音8:36–37</w:t>
+      </w:r>
+    </w:p>
+    <w:p>
+      <w:pPr>
+        <w:pStyle w:val="ListBullet"/>
+        <w:spacing w:line="240" w:lineRule="auto"/>
+        <w:ind w:left="720"/>
+      </w:pPr>
+      <w:r>
+        <w:rPr>
+          <w:lang w:val="zh_TW" w:bidi="zh_TW"/>
+        </w:rPr>
+      </w:r>
+      <w:r>
+        <w:rPr>
+          <w:lang w:val="zh_TW" w:bidi="zh_TW"/>
+        </w:rPr>
+        <w:t>使徒行傳4:12</w:t>
+      </w:r>
+    </w:p>
+    <w:p>
+      <w:pPr>
+        <w:pStyle w:val="ListBullet"/>
+        <w:spacing w:line="240" w:lineRule="auto"/>
+        <w:ind w:left="720"/>
+      </w:pPr>
+      <w:r>
+        <w:rPr>
+          <w:lang w:val="zh_TW" w:bidi="zh_TW"/>
+        </w:rPr>
+      </w:r>
+      <w:r>
+        <w:rPr>
+          <w:lang w:val="zh_TW" w:bidi="zh_TW"/>
+        </w:rPr>
+        <w:t>使徒行傳28:28</w:t>
+      </w:r>
+    </w:p>
+    <w:p>
+      <w:pPr>
+        <w:pStyle w:val="ListBullet"/>
+        <w:spacing w:line="240" w:lineRule="auto"/>
+        <w:ind w:left="720"/>
+      </w:pPr>
+      <w:r>
+        <w:rPr>
+          <w:lang w:val="zh_TW" w:bidi="zh_TW"/>
+        </w:rPr>
+      </w:r>
+      <w:r>
+        <w:rPr>
+          <w:lang w:val="zh_TW" w:bidi="zh_TW"/>
+        </w:rPr>
+        <w:t>使徒行傳2:21</w:t>
+      </w:r>
+    </w:p>
+    <w:p>
+      <w:pPr>
+        <w:pStyle w:val="ListBullet"/>
+        <w:spacing w:line="240" w:lineRule="auto"/>
+        <w:ind w:left="720"/>
+      </w:pPr>
+      <w:r>
+        <w:rPr>
+          <w:lang w:val="zh_TW" w:bidi="zh_TW"/>
+        </w:rPr>
+      </w:r>
+      <w:r>
+        <w:rPr>
+          <w:lang w:val="zh_TW" w:bidi="zh_TW"/>
+        </w:rPr>
+        <w:t>羅馬書1:16</w:t>
+      </w:r>
+    </w:p>
+    <w:p>
+      <w:pPr>
+        <w:pStyle w:val="ListBullet"/>
+        <w:spacing w:line="240" w:lineRule="auto"/>
+        <w:ind w:left="720"/>
+      </w:pPr>
+      <w:r>
+        <w:rPr>
+          <w:lang w:val="zh_TW" w:bidi="zh_TW"/>
+        </w:rPr>
+      </w:r>
+      <w:r>
+        <w:rPr>
+          <w:lang w:val="zh_TW" w:bidi="zh_TW"/>
+        </w:rPr>
+        <w:t>羅馬書10:10</w:t>
+      </w:r>
+    </w:p>
+    <w:p>
+      <w:pPr>
+        <w:pStyle w:val="ListBullet"/>
+        <w:spacing w:line="240" w:lineRule="auto"/>
+        <w:ind w:left="720"/>
+      </w:pPr>
+      <w:r>
+        <w:rPr>
+          <w:lang w:val="zh_TW" w:bidi="zh_TW"/>
+        </w:rPr>
+      </w:r>
+      <w:r>
+        <w:rPr>
+          <w:lang w:val="zh_TW" w:bidi="zh_TW"/>
+        </w:rPr>
+        <w:t>以弗所書6:17</w:t>
+      </w:r>
+    </w:p>
+    <w:p>
+      <w:pPr>
+        <w:pStyle w:val="ListBullet"/>
+        <w:spacing w:line="240" w:lineRule="auto"/>
+        <w:ind w:left="720"/>
+      </w:pPr>
+      <w:r>
+        <w:rPr>
+          <w:lang w:val="zh_TW" w:bidi="zh_TW"/>
+        </w:rPr>
+      </w:r>
+      <w:r>
+        <w:rPr>
+          <w:lang w:val="zh_TW" w:bidi="zh_TW"/>
+        </w:rPr>
+        <w:t>腓立比書1:28</w:t>
+      </w:r>
+    </w:p>
+    <w:p>
+      <w:pPr>
+        <w:pStyle w:val="ListBullet"/>
+        <w:spacing w:line="240" w:lineRule="auto"/>
+        <w:ind w:left="720"/>
+      </w:pPr>
+      <w:r>
+        <w:rPr>
+          <w:lang w:val="zh_TW" w:bidi="zh_TW"/>
+        </w:rPr>
+      </w:r>
+      <w:r>
+        <w:rPr>
+          <w:lang w:val="zh_TW" w:bidi="zh_TW"/>
+        </w:rPr>
+        <w:t>提摩太前書1:15–17</w:t>
+      </w:r>
+    </w:p>
+    <w:p>
+      <w:pPr>
+        <w:pStyle w:val="ListBullet"/>
+        <w:spacing w:line="240" w:lineRule="auto"/>
+        <w:ind w:left="720"/>
+      </w:pPr>
+      <w:r>
+        <w:rPr>
+          <w:lang w:val="zh_TW" w:bidi="zh_TW"/>
+        </w:rPr>
+      </w:r>
+      <w:r>
+        <w:rPr>
+          <w:lang w:val="zh_TW" w:bidi="zh_TW"/>
+        </w:rPr>
+        <w:t>啟示錄19:1–2</w:t>
+      </w:r>
     </w:p>
     <w:p>
       <w:pPr>
@@ -2231,162 +2099,120 @@
           <w:lang w:val="zh_TW" w:bidi="zh_TW"/>
         </w:rPr>
       </w:r>
-      <w:hyperlink r:id="rId35">
-        <w:r>
-          <w:rPr>
-            <w:lang w:val="zh_TW" w:bidi="zh_TW"/>
-          </w:rPr>
-          <w:rPr>
-            <w:color w:val="0000EE"/>
-            <w:u w:val="single"/>
-          </w:rPr>
-          <w:t>歌羅西書1:13–14</w:t>
-        </w:r>
-      </w:hyperlink>
-    </w:p>
-    <w:p>
-      <w:pPr>
-        <w:pStyle w:val="ListBullet"/>
-        <w:spacing w:line="240" w:lineRule="auto"/>
-        <w:ind w:left="720"/>
-      </w:pPr>
-      <w:r>
-        <w:rPr>
-          <w:lang w:val="zh_TW" w:bidi="zh_TW"/>
-        </w:rPr>
-      </w:r>
-      <w:hyperlink r:id="rId36">
-        <w:r>
-          <w:rPr>
-            <w:lang w:val="zh_TW" w:bidi="zh_TW"/>
-          </w:rPr>
-          <w:rPr>
-            <w:color w:val="0000EE"/>
-            <w:u w:val="single"/>
-          </w:rPr>
-          <w:t>以弗所書1:7–8</w:t>
-        </w:r>
-      </w:hyperlink>
-    </w:p>
-    <w:p>
-      <w:pPr>
-        <w:pStyle w:val="ListBullet"/>
-        <w:spacing w:line="240" w:lineRule="auto"/>
-        <w:ind w:left="720"/>
-      </w:pPr>
-      <w:r>
-        <w:rPr>
-          <w:lang w:val="zh_TW" w:bidi="zh_TW"/>
-        </w:rPr>
-      </w:r>
-      <w:hyperlink r:id="rId37">
-        <w:r>
-          <w:rPr>
-            <w:lang w:val="zh_TW" w:bidi="zh_TW"/>
-          </w:rPr>
-          <w:rPr>
-            <w:color w:val="0000EE"/>
-            <w:u w:val="single"/>
-          </w:rPr>
-          <w:t>以弗所書5:16</w:t>
-        </w:r>
-      </w:hyperlink>
-    </w:p>
-    <w:p>
-      <w:pPr>
-        <w:pStyle w:val="ListBullet"/>
-        <w:spacing w:line="240" w:lineRule="auto"/>
-        <w:ind w:left="720"/>
-      </w:pPr>
-      <w:r>
-        <w:rPr>
-          <w:lang w:val="zh_TW" w:bidi="zh_TW"/>
-        </w:rPr>
-      </w:r>
-      <w:hyperlink r:id="rId38">
-        <w:r>
-          <w:rPr>
-            <w:lang w:val="zh_TW" w:bidi="zh_TW"/>
-          </w:rPr>
-          <w:rPr>
-            <w:color w:val="0000EE"/>
-            <w:u w:val="single"/>
-          </w:rPr>
-          <w:t>加拉太書3:13–14</w:t>
-        </w:r>
-      </w:hyperlink>
-    </w:p>
-    <w:p>
-      <w:pPr>
-        <w:pStyle w:val="ListBullet"/>
-        <w:spacing w:line="240" w:lineRule="auto"/>
-        <w:ind w:left="720"/>
-      </w:pPr>
-      <w:r>
-        <w:rPr>
-          <w:lang w:val="zh_TW" w:bidi="zh_TW"/>
-        </w:rPr>
-      </w:r>
-      <w:hyperlink r:id="rId39">
-        <w:r>
-          <w:rPr>
-            <w:lang w:val="zh_TW" w:bidi="zh_TW"/>
-          </w:rPr>
-          <w:rPr>
-            <w:color w:val="0000EE"/>
-            <w:u w:val="single"/>
-          </w:rPr>
-          <w:t>加拉太書4:5</w:t>
-        </w:r>
-      </w:hyperlink>
-    </w:p>
-    <w:p>
-      <w:pPr>
-        <w:pStyle w:val="ListBullet"/>
-        <w:spacing w:line="240" w:lineRule="auto"/>
-        <w:ind w:left="720"/>
-      </w:pPr>
-      <w:r>
-        <w:rPr>
-          <w:lang w:val="zh_TW" w:bidi="zh_TW"/>
-        </w:rPr>
-      </w:r>
-      <w:hyperlink r:id="rId40">
-        <w:r>
-          <w:rPr>
-            <w:lang w:val="zh_TW" w:bidi="zh_TW"/>
-          </w:rPr>
-          <w:rPr>
-            <w:color w:val="0000EE"/>
-            <w:u w:val="single"/>
-          </w:rPr>
-          <w:t>路加福音2:38</w:t>
-        </w:r>
-      </w:hyperlink>
-    </w:p>
-    <w:p>
-      <w:pPr>
-        <w:pStyle w:val="ListBullet"/>
-        <w:spacing w:line="240" w:lineRule="auto"/>
-        <w:ind w:left="720"/>
-      </w:pPr>
-      <w:r>
-        <w:rPr>
-          <w:lang w:val="zh_TW" w:bidi="zh_TW"/>
-        </w:rPr>
-      </w:r>
-      <w:hyperlink r:id="rId41">
-        <w:r>
-          <w:rPr>
-            <w:lang w:val="zh_TW" w:bidi="zh_TW"/>
-          </w:rPr>
-          <w:rPr>
-            <w:color w:val="0000EE"/>
-            <w:u w:val="single"/>
-          </w:rPr>
-          <w:t>路得記2:20</w:t>
-        </w:r>
-      </w:hyperlink>
+      <w:r>
+        <w:rPr>
+          <w:lang w:val="zh_TW" w:bidi="zh_TW"/>
+        </w:rPr>
+        <w:t>歌羅西書1:13–14</w:t>
+      </w:r>
+    </w:p>
+    <w:p>
+      <w:pPr>
+        <w:pStyle w:val="ListBullet"/>
+        <w:spacing w:line="240" w:lineRule="auto"/>
+        <w:ind w:left="720"/>
+      </w:pPr>
+      <w:r>
+        <w:rPr>
+          <w:lang w:val="zh_TW" w:bidi="zh_TW"/>
+        </w:rPr>
+      </w:r>
+      <w:r>
+        <w:rPr>
+          <w:lang w:val="zh_TW" w:bidi="zh_TW"/>
+        </w:rPr>
+        <w:t>以弗所書1:7–8</w:t>
+      </w:r>
+    </w:p>
+    <w:p>
+      <w:pPr>
+        <w:pStyle w:val="ListBullet"/>
+        <w:spacing w:line="240" w:lineRule="auto"/>
+        <w:ind w:left="720"/>
+      </w:pPr>
+      <w:r>
+        <w:rPr>
+          <w:lang w:val="zh_TW" w:bidi="zh_TW"/>
+        </w:rPr>
+      </w:r>
+      <w:r>
+        <w:rPr>
+          <w:lang w:val="zh_TW" w:bidi="zh_TW"/>
+        </w:rPr>
+        <w:t>以弗所書5:16</w:t>
+      </w:r>
+    </w:p>
+    <w:p>
+      <w:pPr>
+        <w:pStyle w:val="ListBullet"/>
+        <w:spacing w:line="240" w:lineRule="auto"/>
+        <w:ind w:left="720"/>
+      </w:pPr>
+      <w:r>
+        <w:rPr>
+          <w:lang w:val="zh_TW" w:bidi="zh_TW"/>
+        </w:rPr>
+      </w:r>
+      <w:r>
+        <w:rPr>
+          <w:lang w:val="zh_TW" w:bidi="zh_TW"/>
+        </w:rPr>
+        <w:t>加拉太書3:13–14</w:t>
+      </w:r>
+    </w:p>
+    <w:p>
+      <w:pPr>
+        <w:pStyle w:val="ListBullet"/>
+        <w:spacing w:line="240" w:lineRule="auto"/>
+        <w:ind w:left="720"/>
+      </w:pPr>
+      <w:r>
+        <w:rPr>
+          <w:lang w:val="zh_TW" w:bidi="zh_TW"/>
+        </w:rPr>
+      </w:r>
+      <w:r>
+        <w:rPr>
+          <w:lang w:val="zh_TW" w:bidi="zh_TW"/>
+        </w:rPr>
+        <w:t>加拉太書4:5</w:t>
+      </w:r>
+    </w:p>
+    <w:p>
+      <w:pPr>
+        <w:pStyle w:val="ListBullet"/>
+        <w:spacing w:line="240" w:lineRule="auto"/>
+        <w:ind w:left="720"/>
+      </w:pPr>
+      <w:r>
+        <w:rPr>
+          <w:lang w:val="zh_TW" w:bidi="zh_TW"/>
+        </w:rPr>
+      </w:r>
+      <w:r>
+        <w:rPr>
+          <w:lang w:val="zh_TW" w:bidi="zh_TW"/>
+        </w:rPr>
+        <w:t>路加福音2:38</w:t>
+      </w:r>
+    </w:p>
+    <w:p>
+      <w:pPr>
+        <w:pStyle w:val="ListBullet"/>
+        <w:spacing w:line="240" w:lineRule="auto"/>
+        <w:ind w:left="720"/>
+      </w:pPr>
+      <w:r>
+        <w:rPr>
+          <w:lang w:val="zh_TW" w:bidi="zh_TW"/>
+        </w:rPr>
+      </w:r>
+      <w:r>
+        <w:rPr>
+          <w:lang w:val="zh_TW" w:bidi="zh_TW"/>
+        </w:rPr>
+        <w:t>路得記2:20</w:t>
+      </w:r>
     </w:p>
     <w:p>
       <w:pPr>
@@ -2649,138 +2475,102 @@
           <w:lang w:val="zh_TW" w:bidi="zh_TW"/>
         </w:rPr>
       </w:r>
-      <w:hyperlink r:id="rId42">
-        <w:r>
-          <w:rPr>
-            <w:lang w:val="zh_TW" w:bidi="zh_TW"/>
-          </w:rPr>
-          <w:rPr>
-            <w:color w:val="0000EE"/>
-            <w:u w:val="single"/>
-          </w:rPr>
-          <w:t>提摩太前書4:10</w:t>
-        </w:r>
-      </w:hyperlink>
-    </w:p>
-    <w:p>
-      <w:pPr>
-        <w:pStyle w:val="ListBullet"/>
-        <w:spacing w:line="240" w:lineRule="auto"/>
-        <w:ind w:left="720"/>
-      </w:pPr>
-      <w:r>
-        <w:rPr>
-          <w:lang w:val="zh_TW" w:bidi="zh_TW"/>
-        </w:rPr>
-      </w:r>
-      <w:hyperlink r:id="rId43">
-        <w:r>
-          <w:rPr>
-            <w:lang w:val="zh_TW" w:bidi="zh_TW"/>
-          </w:rPr>
-          <w:rPr>
-            <w:color w:val="0000EE"/>
-            <w:u w:val="single"/>
-          </w:rPr>
-          <w:t>彼得後書2:20</w:t>
-        </w:r>
-      </w:hyperlink>
-    </w:p>
-    <w:p>
-      <w:pPr>
-        <w:pStyle w:val="ListBullet"/>
-        <w:spacing w:line="240" w:lineRule="auto"/>
-        <w:ind w:left="720"/>
-      </w:pPr>
-      <w:r>
-        <w:rPr>
-          <w:lang w:val="zh_TW" w:bidi="zh_TW"/>
-        </w:rPr>
-      </w:r>
-      <w:hyperlink r:id="rId44">
-        <w:r>
-          <w:rPr>
-            <w:lang w:val="zh_TW" w:bidi="zh_TW"/>
-          </w:rPr>
-          <w:rPr>
-            <w:color w:val="0000EE"/>
-            <w:u w:val="single"/>
-          </w:rPr>
-          <w:t>使徒行傳5:29–32</w:t>
-        </w:r>
-      </w:hyperlink>
-    </w:p>
-    <w:p>
-      <w:pPr>
-        <w:pStyle w:val="ListBullet"/>
-        <w:spacing w:line="240" w:lineRule="auto"/>
-        <w:ind w:left="720"/>
-      </w:pPr>
-      <w:r>
-        <w:rPr>
-          <w:lang w:val="zh_TW" w:bidi="zh_TW"/>
-        </w:rPr>
-      </w:r>
-      <w:hyperlink r:id="rId45">
-        <w:r>
-          <w:rPr>
-            <w:lang w:val="zh_TW" w:bidi="zh_TW"/>
-          </w:rPr>
-          <w:rPr>
-            <w:color w:val="0000EE"/>
-            <w:u w:val="single"/>
-          </w:rPr>
-          <w:t>以賽亞書60:15–16</w:t>
-        </w:r>
-      </w:hyperlink>
-    </w:p>
-    <w:p>
-      <w:pPr>
-        <w:pStyle w:val="ListBullet"/>
-        <w:spacing w:line="240" w:lineRule="auto"/>
-        <w:ind w:left="720"/>
-      </w:pPr>
-      <w:r>
-        <w:rPr>
-          <w:lang w:val="zh_TW" w:bidi="zh_TW"/>
-        </w:rPr>
-      </w:r>
-      <w:hyperlink r:id="rId46">
-        <w:r>
-          <w:rPr>
-            <w:lang w:val="zh_TW" w:bidi="zh_TW"/>
-          </w:rPr>
-          <w:rPr>
-            <w:color w:val="0000EE"/>
-            <w:u w:val="single"/>
-          </w:rPr>
-          <w:t>路加福音1:47</w:t>
-        </w:r>
-      </w:hyperlink>
-    </w:p>
-    <w:p>
-      <w:pPr>
-        <w:pStyle w:val="ListBullet"/>
-        <w:spacing w:line="240" w:lineRule="auto"/>
-        <w:ind w:left="720"/>
-      </w:pPr>
-      <w:r>
-        <w:rPr>
-          <w:lang w:val="zh_TW" w:bidi="zh_TW"/>
-        </w:rPr>
-      </w:r>
-      <w:hyperlink r:id="rId47">
-        <w:r>
-          <w:rPr>
-            <w:lang w:val="zh_TW" w:bidi="zh_TW"/>
-          </w:rPr>
-          <w:rPr>
-            <w:color w:val="0000EE"/>
-            <w:u w:val="single"/>
-          </w:rPr>
-          <w:t>詩篇106:19–21</w:t>
-        </w:r>
-      </w:hyperlink>
+      <w:r>
+        <w:rPr>
+          <w:lang w:val="zh_TW" w:bidi="zh_TW"/>
+        </w:rPr>
+        <w:t>提摩太前書4:10</w:t>
+      </w:r>
+    </w:p>
+    <w:p>
+      <w:pPr>
+        <w:pStyle w:val="ListBullet"/>
+        <w:spacing w:line="240" w:lineRule="auto"/>
+        <w:ind w:left="720"/>
+      </w:pPr>
+      <w:r>
+        <w:rPr>
+          <w:lang w:val="zh_TW" w:bidi="zh_TW"/>
+        </w:rPr>
+      </w:r>
+      <w:r>
+        <w:rPr>
+          <w:lang w:val="zh_TW" w:bidi="zh_TW"/>
+        </w:rPr>
+        <w:t>彼得後書2:20</w:t>
+      </w:r>
+    </w:p>
+    <w:p>
+      <w:pPr>
+        <w:pStyle w:val="ListBullet"/>
+        <w:spacing w:line="240" w:lineRule="auto"/>
+        <w:ind w:left="720"/>
+      </w:pPr>
+      <w:r>
+        <w:rPr>
+          <w:lang w:val="zh_TW" w:bidi="zh_TW"/>
+        </w:rPr>
+      </w:r>
+      <w:r>
+        <w:rPr>
+          <w:lang w:val="zh_TW" w:bidi="zh_TW"/>
+        </w:rPr>
+        <w:t>使徒行傳5:29–32</w:t>
+      </w:r>
+    </w:p>
+    <w:p>
+      <w:pPr>
+        <w:pStyle w:val="ListBullet"/>
+        <w:spacing w:line="240" w:lineRule="auto"/>
+        <w:ind w:left="720"/>
+      </w:pPr>
+      <w:r>
+        <w:rPr>
+          <w:lang w:val="zh_TW" w:bidi="zh_TW"/>
+        </w:rPr>
+      </w:r>
+      <w:r>
+        <w:rPr>
+          <w:lang w:val="zh_TW" w:bidi="zh_TW"/>
+        </w:rPr>
+        <w:t>以賽亞書60:15–16</w:t>
+      </w:r>
+    </w:p>
+    <w:p>
+      <w:pPr>
+        <w:pStyle w:val="ListBullet"/>
+        <w:spacing w:line="240" w:lineRule="auto"/>
+        <w:ind w:left="720"/>
+      </w:pPr>
+      <w:r>
+        <w:rPr>
+          <w:lang w:val="zh_TW" w:bidi="zh_TW"/>
+        </w:rPr>
+      </w:r>
+      <w:r>
+        <w:rPr>
+          <w:lang w:val="zh_TW" w:bidi="zh_TW"/>
+        </w:rPr>
+        <w:t>路加福音1:47</w:t>
+      </w:r>
+    </w:p>
+    <w:p>
+      <w:pPr>
+        <w:pStyle w:val="ListBullet"/>
+        <w:spacing w:line="240" w:lineRule="auto"/>
+        <w:ind w:left="720"/>
+      </w:pPr>
+      <w:r>
+        <w:rPr>
+          <w:lang w:val="zh_TW" w:bidi="zh_TW"/>
+        </w:rPr>
+      </w:r>
+      <w:r>
+        <w:rPr>
+          <w:lang w:val="zh_TW" w:bidi="zh_TW"/>
+        </w:rPr>
+        <w:t>詩篇106:19–21</w:t>
+      </w:r>
     </w:p>
     <w:p>
       <w:pPr>

--- a/zht/docx/083.content.docx
+++ b/zht/docx/083.content.docx
@@ -1013,44 +1013,1246 @@
         <w:rPr>
           <w:lang w:val="zh_TW" w:bidi="zh_TW"/>
         </w:rPr>
+        <w:t>、拯救、</w:t>
+      </w:r>
+      <w:r>
+        <w:rPr>
+          <w:lang w:val="zh_TW" w:bidi="zh_TW"/>
+        </w:rPr>
+        <w:t>刑罰</w:t>
+      </w:r>
+      <w:r>
+        <w:rPr>
+          <w:lang w:val="zh_TW" w:bidi="zh_TW"/>
+        </w:rPr>
         <w:t>、</w:t>
       </w:r>
       <w:r>
         <w:rPr>
           <w:lang w:val="zh_TW" w:bidi="zh_TW"/>
         </w:rPr>
+        <w:t>罪</w:t>
+      </w:r>
+      <w:r>
+        <w:rPr>
+          <w:lang w:val="zh_TW" w:bidi="zh_TW"/>
+        </w:rPr>
+        <w:t>、</w:t>
+      </w:r>
+      <w:r>
+        <w:rPr>
+          <w:lang w:val="zh_TW" w:bidi="zh_TW"/>
+        </w:rPr>
+        <w:t>救主</w:t>
+      </w:r>
+      <w:r>
+        <w:rPr>
+          <w:lang w:val="zh_TW" w:bidi="zh_TW"/>
+        </w:rPr>
+        <w:t>）</w:t>
+      </w:r>
+    </w:p>
+    <w:p>
+      <w:pPr>
+        <w:pStyle w:val="Heading3"/>
+      </w:pPr>
+      <w:r>
+        <w:rPr>
+          <w:lang w:val="zh_TW" w:bidi="zh_TW"/>
+        </w:rPr>
+        <w:t>參考經文：</w:t>
+      </w:r>
+    </w:p>
+    <w:p>
+      <w:pPr>
+        <w:pStyle w:val="ListBullet"/>
+        <w:spacing w:line="240" w:lineRule="auto"/>
+        <w:ind w:left="720"/>
+      </w:pPr>
+      <w:r>
+        <w:rPr>
+          <w:lang w:val="zh_TW" w:bidi="zh_TW"/>
+        </w:rPr>
+      </w:r>
+      <w:r>
+        <w:rPr>
+          <w:lang w:val="zh_TW" w:bidi="zh_TW"/>
+        </w:rPr>
+        <w:t>創世記49:18</w:t>
+      </w:r>
+    </w:p>
+    <w:p>
+      <w:pPr>
+        <w:pStyle w:val="ListBullet"/>
+        <w:spacing w:line="240" w:lineRule="auto"/>
+        <w:ind w:left="720"/>
+      </w:pPr>
+      <w:r>
+        <w:rPr>
+          <w:lang w:val="zh_TW" w:bidi="zh_TW"/>
+        </w:rPr>
+      </w:r>
+      <w:r>
+        <w:rPr>
+          <w:lang w:val="zh_TW" w:bidi="zh_TW"/>
+        </w:rPr>
+        <w:t>創世記47:25–26</w:t>
+      </w:r>
+    </w:p>
+    <w:p>
+      <w:pPr>
+        <w:pStyle w:val="ListBullet"/>
+        <w:spacing w:line="240" w:lineRule="auto"/>
+        <w:ind w:left="720"/>
+      </w:pPr>
+      <w:r>
+        <w:rPr>
+          <w:lang w:val="zh_TW" w:bidi="zh_TW"/>
+        </w:rPr>
+      </w:r>
+      <w:r>
+        <w:rPr>
+          <w:lang w:val="zh_TW" w:bidi="zh_TW"/>
+        </w:rPr>
+        <w:t>詩篇80:3</w:t>
+      </w:r>
+    </w:p>
+    <w:p>
+      <w:pPr>
+        <w:pStyle w:val="ListBullet"/>
+        <w:spacing w:line="240" w:lineRule="auto"/>
+        <w:ind w:left="720"/>
+      </w:pPr>
+      <w:r>
+        <w:rPr>
+          <w:lang w:val="zh_TW" w:bidi="zh_TW"/>
+        </w:rPr>
+      </w:r>
+      <w:r>
+        <w:rPr>
+          <w:lang w:val="zh_TW" w:bidi="zh_TW"/>
+        </w:rPr>
+        <w:t>耶利米書16:19–21</w:t>
+      </w:r>
+    </w:p>
+    <w:p>
+      <w:pPr>
+        <w:pStyle w:val="ListBullet"/>
+        <w:spacing w:line="240" w:lineRule="auto"/>
+        <w:ind w:left="720"/>
+      </w:pPr>
+      <w:r>
+        <w:rPr>
+          <w:lang w:val="zh_TW" w:bidi="zh_TW"/>
+        </w:rPr>
+      </w:r>
+      <w:r>
+        <w:rPr>
+          <w:lang w:val="zh_TW" w:bidi="zh_TW"/>
+        </w:rPr>
+        <w:t>彌迦書6:3–5</w:t>
+      </w:r>
+    </w:p>
+    <w:p>
+      <w:pPr>
+        <w:pStyle w:val="ListBullet"/>
+        <w:spacing w:line="240" w:lineRule="auto"/>
+        <w:ind w:left="720"/>
+      </w:pPr>
+      <w:r>
+        <w:rPr>
+          <w:lang w:val="zh_TW" w:bidi="zh_TW"/>
+        </w:rPr>
+      </w:r>
+      <w:r>
+        <w:rPr>
+          <w:lang w:val="zh_TW" w:bidi="zh_TW"/>
+        </w:rPr>
+        <w:t>路加福音2:30</w:t>
+      </w:r>
+    </w:p>
+    <w:p>
+      <w:pPr>
+        <w:pStyle w:val="ListBullet"/>
+        <w:spacing w:line="240" w:lineRule="auto"/>
+        <w:ind w:left="720"/>
+      </w:pPr>
+      <w:r>
+        <w:rPr>
+          <w:lang w:val="zh_TW" w:bidi="zh_TW"/>
+        </w:rPr>
+      </w:r>
+      <w:r>
+        <w:rPr>
+          <w:lang w:val="zh_TW" w:bidi="zh_TW"/>
+        </w:rPr>
+        <w:t>路加福音8:36–37</w:t>
+      </w:r>
+    </w:p>
+    <w:p>
+      <w:pPr>
+        <w:pStyle w:val="ListBullet"/>
+        <w:spacing w:line="240" w:lineRule="auto"/>
+        <w:ind w:left="720"/>
+      </w:pPr>
+      <w:r>
+        <w:rPr>
+          <w:lang w:val="zh_TW" w:bidi="zh_TW"/>
+        </w:rPr>
+      </w:r>
+      <w:r>
+        <w:rPr>
+          <w:lang w:val="zh_TW" w:bidi="zh_TW"/>
+        </w:rPr>
+        <w:t>使徒行傳4:12</w:t>
+      </w:r>
+    </w:p>
+    <w:p>
+      <w:pPr>
+        <w:pStyle w:val="ListBullet"/>
+        <w:spacing w:line="240" w:lineRule="auto"/>
+        <w:ind w:left="720"/>
+      </w:pPr>
+      <w:r>
+        <w:rPr>
+          <w:lang w:val="zh_TW" w:bidi="zh_TW"/>
+        </w:rPr>
+      </w:r>
+      <w:r>
+        <w:rPr>
+          <w:lang w:val="zh_TW" w:bidi="zh_TW"/>
+        </w:rPr>
+        <w:t>使徒行傳28:28</w:t>
+      </w:r>
+    </w:p>
+    <w:p>
+      <w:pPr>
+        <w:pStyle w:val="ListBullet"/>
+        <w:spacing w:line="240" w:lineRule="auto"/>
+        <w:ind w:left="720"/>
+      </w:pPr>
+      <w:r>
+        <w:rPr>
+          <w:lang w:val="zh_TW" w:bidi="zh_TW"/>
+        </w:rPr>
+      </w:r>
+      <w:r>
+        <w:rPr>
+          <w:lang w:val="zh_TW" w:bidi="zh_TW"/>
+        </w:rPr>
+        <w:t>使徒行傳2:21</w:t>
+      </w:r>
+    </w:p>
+    <w:p>
+      <w:pPr>
+        <w:pStyle w:val="ListBullet"/>
+        <w:spacing w:line="240" w:lineRule="auto"/>
+        <w:ind w:left="720"/>
+      </w:pPr>
+      <w:r>
+        <w:rPr>
+          <w:lang w:val="zh_TW" w:bidi="zh_TW"/>
+        </w:rPr>
+      </w:r>
+      <w:r>
+        <w:rPr>
+          <w:lang w:val="zh_TW" w:bidi="zh_TW"/>
+        </w:rPr>
+        <w:t>羅馬書1:16</w:t>
+      </w:r>
+    </w:p>
+    <w:p>
+      <w:pPr>
+        <w:pStyle w:val="ListBullet"/>
+        <w:spacing w:line="240" w:lineRule="auto"/>
+        <w:ind w:left="720"/>
+      </w:pPr>
+      <w:r>
+        <w:rPr>
+          <w:lang w:val="zh_TW" w:bidi="zh_TW"/>
+        </w:rPr>
+      </w:r>
+      <w:r>
+        <w:rPr>
+          <w:lang w:val="zh_TW" w:bidi="zh_TW"/>
+        </w:rPr>
+        <w:t>羅馬書10:10</w:t>
+      </w:r>
+    </w:p>
+    <w:p>
+      <w:pPr>
+        <w:pStyle w:val="ListBullet"/>
+        <w:spacing w:line="240" w:lineRule="auto"/>
+        <w:ind w:left="720"/>
+      </w:pPr>
+      <w:r>
+        <w:rPr>
+          <w:lang w:val="zh_TW" w:bidi="zh_TW"/>
+        </w:rPr>
+      </w:r>
+      <w:r>
+        <w:rPr>
+          <w:lang w:val="zh_TW" w:bidi="zh_TW"/>
+        </w:rPr>
+        <w:t>以弗所書6:17</w:t>
+      </w:r>
+    </w:p>
+    <w:p>
+      <w:pPr>
+        <w:pStyle w:val="ListBullet"/>
+        <w:spacing w:line="240" w:lineRule="auto"/>
+        <w:ind w:left="720"/>
+      </w:pPr>
+      <w:r>
+        <w:rPr>
+          <w:lang w:val="zh_TW" w:bidi="zh_TW"/>
+        </w:rPr>
+      </w:r>
+      <w:r>
+        <w:rPr>
+          <w:lang w:val="zh_TW" w:bidi="zh_TW"/>
+        </w:rPr>
+        <w:t>腓立比書1:28</w:t>
+      </w:r>
+    </w:p>
+    <w:p>
+      <w:pPr>
+        <w:pStyle w:val="ListBullet"/>
+        <w:spacing w:line="240" w:lineRule="auto"/>
+        <w:ind w:left="720"/>
+      </w:pPr>
+      <w:r>
+        <w:rPr>
+          <w:lang w:val="zh_TW" w:bidi="zh_TW"/>
+        </w:rPr>
+      </w:r>
+      <w:r>
+        <w:rPr>
+          <w:lang w:val="zh_TW" w:bidi="zh_TW"/>
+        </w:rPr>
+        <w:t>提摩太前書1:15–17</w:t>
+      </w:r>
+    </w:p>
+    <w:p>
+      <w:pPr>
+        <w:pStyle w:val="ListBullet"/>
+        <w:spacing w:line="240" w:lineRule="auto"/>
+        <w:ind w:left="720"/>
+      </w:pPr>
+      <w:r>
+        <w:rPr>
+          <w:lang w:val="zh_TW" w:bidi="zh_TW"/>
+        </w:rPr>
+      </w:r>
+      <w:r>
+        <w:rPr>
+          <w:lang w:val="zh_TW" w:bidi="zh_TW"/>
+        </w:rPr>
+        <w:t>啟示錄19:1–2</w:t>
+      </w:r>
+    </w:p>
+    <w:p>
+      <w:pPr>
+        <w:pStyle w:val="Heading3"/>
+      </w:pPr>
+      <w:r>
+        <w:rPr>
+          <w:lang w:val="zh_TW" w:bidi="zh_TW"/>
+        </w:rPr>
+        <w:t>聖經開卷故事集裡的例子</w:t>
+      </w:r>
+      <w:r>
+        <w:rPr>
+          <w:lang w:val="zh_TW" w:bidi="zh_TW"/>
+        </w:rPr>
+        <w:t>：</w:t>
+      </w:r>
+    </w:p>
+    <w:p>
+      <w:pPr>
+        <w:pStyle w:val="ListBullet"/>
+        <w:spacing w:line="240" w:lineRule="auto"/>
+        <w:ind w:left="720"/>
+      </w:pPr>
+      <w:r>
+        <w:rPr>
+          <w:lang w:val="zh_TW" w:bidi="zh_TW"/>
+        </w:rPr>
+      </w:r>
+      <w:r>
+        <w:rPr>
+          <w:b/>
+          <w:lang w:val="zh_TW" w:bidi="zh_TW"/>
+        </w:rPr>
+        <w:t>9:8</w:t>
+      </w:r>
+      <w:r>
+        <w:rPr>
+          <w:lang w:val="zh_TW" w:bidi="zh_TW"/>
+        </w:rPr>
+        <w:t xml:space="preserve"> （摩西）</w:t>
+      </w:r>
+      <w:r>
+        <w:rPr>
+          <w:lang w:val="zh_TW" w:bidi="zh_TW"/>
+        </w:rPr>
+        <w:t>就想要</w:t>
+      </w:r>
+      <w:r>
+        <w:rPr>
+          <w:b/>
+          <w:lang w:val="zh_TW" w:bidi="zh_TW"/>
+        </w:rPr>
+        <w:t>救</w:t>
+      </w:r>
+      <w:r>
+        <w:rPr>
+          <w:lang w:val="zh_TW" w:bidi="zh_TW"/>
+        </w:rPr>
+        <w:t>他的同胞</w:t>
+      </w:r>
+      <w:r>
+        <w:rPr>
+          <w:lang w:val="zh_TW" w:bidi="zh_TW"/>
+        </w:rPr>
+        <w:t>。</w:t>
+      </w:r>
+    </w:p>
+    <w:p>
+      <w:pPr>
+        <w:pStyle w:val="ListBullet"/>
+        <w:spacing w:line="240" w:lineRule="auto"/>
+        <w:ind w:left="720"/>
+      </w:pPr>
+      <w:r>
+        <w:rPr>
+          <w:lang w:val="zh_TW" w:bidi="zh_TW"/>
+        </w:rPr>
+      </w:r>
+      <w:r>
+        <w:rPr>
+          <w:b/>
+          <w:lang w:val="zh_TW" w:bidi="zh_TW"/>
+        </w:rPr>
+        <w:t>11:2</w:t>
+      </w:r>
+      <w:r>
+        <w:rPr>
+          <w:lang w:val="zh_TW" w:bidi="zh_TW"/>
+        </w:rPr>
+        <w:t xml:space="preserve"> </w:t>
+      </w:r>
+      <w:r>
+        <w:rPr>
+          <w:lang w:val="zh_TW" w:bidi="zh_TW"/>
+        </w:rPr>
+        <w:t>神給所有相信他的人一個辦法來</w:t>
+      </w:r>
+      <w:r>
+        <w:rPr>
+          <w:b/>
+          <w:lang w:val="zh_TW" w:bidi="zh_TW"/>
+        </w:rPr>
         <w:t>拯救</w:t>
       </w:r>
       <w:r>
         <w:rPr>
           <w:lang w:val="zh_TW" w:bidi="zh_TW"/>
         </w:rPr>
+        <w:t>家裡所有頭生的人和動物</w:t>
+      </w:r>
+      <w:r>
+        <w:rPr>
+          <w:lang w:val="zh_TW" w:bidi="zh_TW"/>
+        </w:rPr>
+        <w:t>。</w:t>
+      </w:r>
+    </w:p>
+    <w:p>
+      <w:pPr>
+        <w:pStyle w:val="ListBullet"/>
+        <w:spacing w:line="240" w:lineRule="auto"/>
+        <w:ind w:left="720"/>
+      </w:pPr>
+      <w:r>
+        <w:rPr>
+          <w:lang w:val="zh_TW" w:bidi="zh_TW"/>
+        </w:rPr>
+      </w:r>
+      <w:r>
+        <w:rPr>
+          <w:b/>
+          <w:lang w:val="zh_TW" w:bidi="zh_TW"/>
+        </w:rPr>
+        <w:t>12:5</w:t>
+      </w:r>
+      <w:r>
+        <w:rPr>
+          <w:lang w:val="zh_TW" w:bidi="zh_TW"/>
+        </w:rPr>
+        <w:t xml:space="preserve"> </w:t>
+      </w:r>
+      <w:r>
+        <w:rPr>
+          <w:lang w:val="zh_TW" w:bidi="zh_TW"/>
+        </w:rPr>
+        <w:t>摩西告訴以色列人：「不要害怕，神今天會為我們爭戰，</w:t>
+      </w:r>
+      <w:r>
+        <w:rPr>
+          <w:b/>
+          <w:lang w:val="zh_TW" w:bidi="zh_TW"/>
+        </w:rPr>
+        <w:t>拯救</w:t>
+      </w:r>
+      <w:r>
+        <w:rPr>
+          <w:lang w:val="zh_TW" w:bidi="zh_TW"/>
+        </w:rPr>
+        <w:t>我們！」</w:t>
+      </w:r>
+    </w:p>
+    <w:p>
+      <w:pPr>
+        <w:pStyle w:val="ListBullet"/>
+        <w:spacing w:line="240" w:lineRule="auto"/>
+        <w:ind w:left="720"/>
+      </w:pPr>
+      <w:r>
+        <w:rPr>
+          <w:lang w:val="zh_TW" w:bidi="zh_TW"/>
+        </w:rPr>
+      </w:r>
+      <w:r>
+        <w:rPr>
+          <w:b/>
+          <w:lang w:val="zh_TW" w:bidi="zh_TW"/>
+        </w:rPr>
+        <w:t>12:13</w:t>
+      </w:r>
+      <w:r>
+        <w:rPr>
+          <w:lang w:val="zh_TW" w:bidi="zh_TW"/>
+        </w:rPr>
+        <w:t xml:space="preserve"> </w:t>
+      </w:r>
+      <w:r>
+        <w:rPr>
+          <w:lang w:val="zh_TW" w:bidi="zh_TW"/>
+        </w:rPr>
+        <w:t>以色列人唱許多詩歌來慶祝他們獲得自由，讚美神，因為神把他們從埃及軍隊中</w:t>
+      </w:r>
+      <w:r>
+        <w:rPr>
+          <w:b/>
+          <w:lang w:val="zh_TW" w:bidi="zh_TW"/>
+        </w:rPr>
+        <w:t>救</w:t>
+      </w:r>
+      <w:r>
+        <w:rPr>
+          <w:lang w:val="zh_TW" w:bidi="zh_TW"/>
+        </w:rPr>
+        <w:t>出來。</w:t>
+      </w:r>
+    </w:p>
+    <w:p>
+      <w:pPr>
+        <w:pStyle w:val="ListBullet"/>
+        <w:spacing w:line="240" w:lineRule="auto"/>
+        <w:ind w:left="720"/>
+      </w:pPr>
+      <w:r>
+        <w:rPr>
+          <w:lang w:val="zh_TW" w:bidi="zh_TW"/>
+        </w:rPr>
+      </w:r>
+      <w:r>
+        <w:rPr>
+          <w:b/>
+          <w:lang w:val="zh_TW" w:bidi="zh_TW"/>
+        </w:rPr>
+        <w:t>16:17</w:t>
+      </w:r>
+      <w:r>
+        <w:rPr>
+          <w:lang w:val="zh_TW" w:bidi="zh_TW"/>
+        </w:rPr>
+        <w:t xml:space="preserve"> </w:t>
+      </w:r>
+      <w:r>
+        <w:rPr>
+          <w:lang w:val="zh_TW" w:bidi="zh_TW"/>
+        </w:rPr>
+        <w:t>這種犯罪、懲罰、懺悔、士師的模式一次次重複著。神派遣了很多士師</w:t>
+      </w:r>
+      <w:r>
+        <w:rPr>
+          <w:b/>
+          <w:lang w:val="zh_TW" w:bidi="zh_TW"/>
+        </w:rPr>
+        <w:t>拯救</w:t>
+      </w:r>
+      <w:r>
+        <w:rPr>
+          <w:lang w:val="zh_TW" w:bidi="zh_TW"/>
+        </w:rPr>
+        <w:t>以色列人脫離敵人。</w:t>
+      </w:r>
+    </w:p>
+    <w:p>
+      <w:pPr>
+        <w:pStyle w:val="ListBullet"/>
+        <w:spacing w:line="240" w:lineRule="auto"/>
+        <w:ind w:left="720"/>
+      </w:pPr>
+      <w:r>
+        <w:rPr>
+          <w:lang w:val="zh_TW" w:bidi="zh_TW"/>
+        </w:rPr>
+      </w:r>
+      <w:r>
+        <w:rPr>
+          <w:b/>
+          <w:lang w:val="zh_TW" w:bidi="zh_TW"/>
+        </w:rPr>
+        <w:t>44:8</w:t>
+      </w:r>
+      <w:r>
+        <w:rPr>
+          <w:lang w:val="zh_TW" w:bidi="zh_TW"/>
+        </w:rPr>
+        <w:t xml:space="preserve"> 「</w:t>
+      </w:r>
+      <w:r>
+        <w:rPr>
+          <w:lang w:val="zh_TW" w:bidi="zh_TW"/>
+        </w:rPr>
+        <w:t>你們釘死耶穌，但神使他從死里復活！你們拒絕了祂，但是除祂以為別無</w:t>
+      </w:r>
+      <w:r>
+        <w:rPr>
+          <w:b/>
+          <w:lang w:val="zh_TW" w:bidi="zh_TW"/>
+        </w:rPr>
+        <w:t>拯救</w:t>
+      </w:r>
+      <w:r>
+        <w:rPr>
+          <w:lang w:val="zh_TW" w:bidi="zh_TW"/>
+        </w:rPr>
+        <w:t>。</w:t>
+      </w:r>
+      <w:r>
+        <w:rPr>
+          <w:lang w:val="zh_TW" w:bidi="zh_TW"/>
+        </w:rPr>
+        <w:t>」</w:t>
+      </w:r>
+    </w:p>
+    <w:p>
+      <w:pPr>
+        <w:pStyle w:val="ListBullet"/>
+        <w:spacing w:line="240" w:lineRule="auto"/>
+        <w:ind w:left="720"/>
+      </w:pPr>
+      <w:r>
+        <w:rPr>
+          <w:lang w:val="zh_TW" w:bidi="zh_TW"/>
+        </w:rPr>
+      </w:r>
+      <w:r>
+        <w:rPr>
+          <w:b/>
+          <w:lang w:val="zh_TW" w:bidi="zh_TW"/>
+        </w:rPr>
+        <w:t>47:11</w:t>
+      </w:r>
+      <w:r>
+        <w:rPr>
+          <w:lang w:val="zh_TW" w:bidi="zh_TW"/>
+        </w:rPr>
+        <w:t xml:space="preserve"> </w:t>
+      </w:r>
+      <w:r>
+        <w:rPr>
+          <w:lang w:val="zh_TW" w:bidi="zh_TW"/>
+        </w:rPr>
+        <w:t>獄卒顫抖著來到保羅和西拉面前，問：「我應該怎樣做才能</w:t>
+      </w:r>
+      <w:r>
+        <w:rPr>
+          <w:b/>
+          <w:lang w:val="zh_TW" w:bidi="zh_TW"/>
+        </w:rPr>
+        <w:t>救</w:t>
+      </w:r>
+      <w:r>
+        <w:rPr>
+          <w:lang w:val="zh_TW" w:bidi="zh_TW"/>
+        </w:rPr>
+        <w:t>自己？」保羅說：「相信主耶穌，你和你的家人都必</w:t>
+      </w:r>
+      <w:r>
+        <w:rPr>
+          <w:b/>
+          <w:lang w:val="zh_TW" w:bidi="zh_TW"/>
+        </w:rPr>
+        <w:t>得救</w:t>
+      </w:r>
+      <w:r>
+        <w:rPr>
+          <w:lang w:val="zh_TW" w:bidi="zh_TW"/>
+        </w:rPr>
+        <w:t>。」</w:t>
+      </w:r>
+      <w:r>
+        <w:rPr>
+          <w:lang w:val="zh_TW" w:bidi="zh_TW"/>
+        </w:rPr>
+        <w:t>」</w:t>
+      </w:r>
+    </w:p>
+    <w:p>
+      <w:pPr>
+        <w:pStyle w:val="ListBullet"/>
+        <w:spacing w:line="240" w:lineRule="auto"/>
+        <w:ind w:left="720"/>
+      </w:pPr>
+      <w:r>
+        <w:rPr>
+          <w:lang w:val="zh_TW" w:bidi="zh_TW"/>
+        </w:rPr>
+      </w:r>
+      <w:r>
+        <w:rPr>
+          <w:b/>
+          <w:lang w:val="zh_TW" w:bidi="zh_TW"/>
+        </w:rPr>
+        <w:t>49:12</w:t>
+      </w:r>
+      <w:r>
+        <w:rPr>
+          <w:lang w:val="zh_TW" w:bidi="zh_TW"/>
+        </w:rPr>
+        <w:t xml:space="preserve"> </w:t>
+      </w:r>
+      <w:r>
+        <w:rPr>
+          <w:lang w:val="zh_TW" w:bidi="zh_TW"/>
+        </w:rPr>
+        <w:t>好行為不能</w:t>
+      </w:r>
+      <w:r>
+        <w:rPr>
+          <w:b/>
+          <w:lang w:val="zh_TW" w:bidi="zh_TW"/>
+        </w:rPr>
+        <w:t>拯救</w:t>
+      </w:r>
+      <w:r>
+        <w:rPr>
+          <w:lang w:val="zh_TW" w:bidi="zh_TW"/>
+        </w:rPr>
+        <w:t>我們</w:t>
+      </w:r>
+      <w:r>
+        <w:rPr>
+          <w:lang w:val="zh_TW" w:bidi="zh_TW"/>
+        </w:rPr>
+        <w:t>。</w:t>
+      </w:r>
+    </w:p>
+    <w:p>
+      <w:pPr>
+        <w:pStyle w:val="ListBullet"/>
+        <w:spacing w:line="240" w:lineRule="auto"/>
+        <w:ind w:left="720"/>
+      </w:pPr>
+      <w:r>
+        <w:rPr>
+          <w:lang w:val="zh_TW" w:bidi="zh_TW"/>
+        </w:rPr>
+      </w:r>
+      <w:r>
+        <w:rPr>
+          <w:b/>
+          <w:lang w:val="zh_TW" w:bidi="zh_TW"/>
+        </w:rPr>
+        <w:t>49:13</w:t>
+      </w:r>
+      <w:r>
+        <w:rPr>
+          <w:lang w:val="zh_TW" w:bidi="zh_TW"/>
+        </w:rPr>
+        <w:t xml:space="preserve"> </w:t>
+      </w:r>
+      <w:r>
+        <w:rPr>
+          <w:lang w:val="zh_TW" w:bidi="zh_TW"/>
+        </w:rPr>
+        <w:t>神</w:t>
+      </w:r>
+      <w:r>
+        <w:rPr>
+          <w:b/>
+          <w:lang w:val="zh_TW" w:bidi="zh_TW"/>
+        </w:rPr>
+        <w:t>拯救</w:t>
+      </w:r>
+      <w:r>
+        <w:rPr>
+          <w:lang w:val="zh_TW" w:bidi="zh_TW"/>
+        </w:rPr>
+        <w:t>每個相信耶穌並接受耶穌為他們主的人。但是，祂不會</w:t>
+      </w:r>
+      <w:r>
+        <w:rPr>
+          <w:b/>
+          <w:lang w:val="zh_TW" w:bidi="zh_TW"/>
+        </w:rPr>
+        <w:t>拯救</w:t>
+      </w:r>
+      <w:r>
+        <w:rPr>
+          <w:lang w:val="zh_TW" w:bidi="zh_TW"/>
+        </w:rPr>
+        <w:t>任何不信耶穌的人。</w:t>
+      </w:r>
+    </w:p>
+    <w:p>
+      <w:pPr>
+        <w:pStyle w:val="Heading3"/>
+      </w:pPr>
+      <w:r>
+        <w:rPr>
+          <w:lang w:val="zh_TW" w:bidi="zh_TW"/>
+        </w:rPr>
+        <w:t>原文參照：</w:t>
+      </w:r>
+    </w:p>
+    <w:p>
+      <w:pPr>
+        <w:pStyle w:val="ListBullet"/>
+        <w:spacing w:line="240" w:lineRule="auto"/>
+        <w:ind w:left="720"/>
+      </w:pPr>
+      <w:r>
+        <w:rPr>
+          <w:lang w:val="zh_TW" w:bidi="zh_TW"/>
+        </w:rPr>
+      </w:r>
+      <w:r>
+        <w:rPr>
+          <w:lang w:val="zh_TW" w:bidi="zh_TW"/>
+        </w:rPr>
+        <w:t>史特朗號：H0983，H2421，H2502，H3444，H3467，H3468，H4190，H4422，H4931，H5338，H6308，H6403，H7682，H7951，H7965，H8104，H8199，H8668，G08030，G08040，G08060，G12950，G15080，G49820，G49910，G49920，G51980</w:t>
+      </w:r>
+      <w:r>
+        <w:rPr>
+          <w:lang w:val="zh_TW" w:bidi="zh_TW"/>
+        </w:rPr>
+      </w:r>
+      <w:r>
+        <w:rPr>
+          <w:lang w:val="zh_TW" w:bidi="zh_TW"/>
+        </w:rPr>
+      </w:r>
+    </w:p>
+    <w:p>
+      <w:pPr/>
+      <w:r>
+        <w:rPr>
+          <w:lang w:val="zh_TW" w:bidi="zh_TW"/>
+        </w:rPr>
+      </w:r>
+    </w:p>
+    <w:p>
+      <w:pPr>
+        <w:pStyle w:val="Heading2"/>
+      </w:pPr>
+      <w:r>
+        <w:rPr>
+          <w:lang w:val="zh_TW" w:bidi="zh_TW"/>
+        </w:rPr>
+        <w:t>救贖</w:t>
+      </w:r>
+      <w:r>
+        <w:rPr>
+          <w:lang w:val="zh_TW" w:bidi="zh_TW"/>
+        </w:rPr>
+      </w:r>
+    </w:p>
+    <w:p>
+      <w:pPr>
+        <w:pStyle w:val="Heading3"/>
+      </w:pPr>
+      <w:r>
+        <w:rPr>
+          <w:lang w:val="zh_TW" w:bidi="zh_TW"/>
+        </w:rPr>
+        <w:t>定義：</w:t>
+      </w:r>
+    </w:p>
+    <w:p>
+      <w:pPr/>
+      <w:r>
+        <w:rPr>
+          <w:lang w:val="zh_TW" w:bidi="zh_TW"/>
+        </w:rPr>
+      </w:r>
+      <w:r>
+        <w:rPr>
+          <w:lang w:val="zh_TW" w:bidi="zh_TW"/>
+        </w:rPr>
+        <w:t>「救贖」一詞指的是買回先前曾擁有或被擄的東西或人。「救贖者」是指贖回某物或某人的人。</w:t>
+      </w:r>
+    </w:p>
+    <w:p>
+      <w:pPr>
+        <w:pStyle w:val="ListBullet"/>
+        <w:spacing w:line="240" w:lineRule="auto"/>
+        <w:ind w:left="720"/>
+      </w:pPr>
+      <w:r>
+        <w:rPr>
+          <w:lang w:val="zh_TW" w:bidi="zh_TW"/>
+        </w:rPr>
+      </w:r>
+      <w:r>
+        <w:rPr>
+          <w:lang w:val="zh_TW" w:bidi="zh_TW"/>
+        </w:rPr>
+        <w:t>神賜給以色列人如何贖回人或物的律法。比如，人可以透過支付贖價來贖回一個為奴的人，使奴隸獲得自由。「贖價」一詞也指這種做法。</w:t>
+      </w:r>
+    </w:p>
+    <w:p>
+      <w:pPr>
+        <w:pStyle w:val="ListBullet"/>
+        <w:spacing w:line="240" w:lineRule="auto"/>
+        <w:ind w:left="720"/>
+      </w:pPr>
+      <w:r>
+        <w:rPr>
+          <w:lang w:val="zh_TW" w:bidi="zh_TW"/>
+        </w:rPr>
+      </w:r>
+      <w:r>
+        <w:rPr>
+          <w:lang w:val="zh_TW" w:bidi="zh_TW"/>
+        </w:rPr>
+        <w:t>如果某人的土地被賣掉，那人的親屬可以「贖回」或「買回」那塊土地，這樣土地就能留在家族中。</w:t>
+      </w:r>
+    </w:p>
+    <w:p>
+      <w:pPr>
+        <w:pStyle w:val="ListBullet"/>
+        <w:spacing w:line="240" w:lineRule="auto"/>
+        <w:ind w:left="720"/>
+      </w:pPr>
+      <w:r>
+        <w:rPr>
+          <w:lang w:val="zh_TW" w:bidi="zh_TW"/>
+        </w:rPr>
+      </w:r>
+      <w:r>
+        <w:rPr>
+          <w:lang w:val="zh_TW" w:bidi="zh_TW"/>
+        </w:rPr>
+        <w:t>這些做法顯示出神如何救贖那些被罪奴役的人。當耶穌在十字架上受死時，祂為百姓的罪付上了全部贖價，並救贖了所有信靠祂救恩的人。被神救贖的人從罪及其刑罰中得到了自由。</w:t>
+      </w:r>
+    </w:p>
+    <w:p>
+      <w:pPr>
+        <w:pStyle w:val="Heading3"/>
+      </w:pPr>
+      <w:r>
+        <w:rPr>
+          <w:lang w:val="zh_TW" w:bidi="zh_TW"/>
+        </w:rPr>
+        <w:t>翻譯相關建議：</w:t>
+      </w:r>
+    </w:p>
+    <w:p>
+      <w:pPr>
+        <w:pStyle w:val="ListBullet"/>
+        <w:spacing w:line="240" w:lineRule="auto"/>
+        <w:ind w:left="720"/>
+      </w:pPr>
+      <w:r>
+        <w:rPr>
+          <w:lang w:val="zh_TW" w:bidi="zh_TW"/>
+        </w:rPr>
+      </w:r>
+      <w:r>
+        <w:rPr>
+          <w:lang w:val="zh_TW" w:bidi="zh_TW"/>
+        </w:rPr>
+        <w:t>根據上下文，「救贖」一詞也可以翻譯為「買回」或「支付贖金以解救（某人）」或「買贖」。</w:t>
+      </w:r>
+    </w:p>
+    <w:p>
+      <w:pPr>
+        <w:pStyle w:val="ListBullet"/>
+        <w:spacing w:line="240" w:lineRule="auto"/>
+        <w:ind w:left="720"/>
+      </w:pPr>
+      <w:r>
+        <w:rPr>
+          <w:lang w:val="zh_TW" w:bidi="zh_TW"/>
+        </w:rPr>
+      </w:r>
+      <w:r>
+        <w:rPr>
+          <w:lang w:val="zh_TW" w:bidi="zh_TW"/>
+        </w:rPr>
+        <w:t>名詞「救贖」可以翻譯為「贖價」或「贖金」或「買回的舉動」。</w:t>
+      </w:r>
+    </w:p>
+    <w:p>
+      <w:pPr>
+        <w:pStyle w:val="ListBullet"/>
+        <w:spacing w:line="240" w:lineRule="auto"/>
+        <w:ind w:left="720"/>
+      </w:pPr>
+      <w:r>
+        <w:rPr>
+          <w:lang w:val="zh_TW" w:bidi="zh_TW"/>
+        </w:rPr>
+      </w:r>
+      <w:r>
+        <w:rPr>
+          <w:lang w:val="zh_TW" w:bidi="zh_TW"/>
+        </w:rPr>
+        <w:t>「贖回」和「救贖」這兩個詞基本上具有相同的意思，因此某些語言可能只用一個詞來翻譯這兩個詞。然而，「贖價」這個詞也可以指為了「贖回」某物或某人須付的款項。「救贖」這個詞並不指實際所附的贖價。</w:t>
+      </w:r>
+    </w:p>
+    <w:p>
+      <w:pPr/>
+      <w:r>
+        <w:rPr>
+          <w:lang w:val="zh_TW" w:bidi="zh_TW"/>
+        </w:rPr>
+      </w:r>
+      <w:r>
+        <w:rPr>
+          <w:lang w:val="zh_TW" w:bidi="zh_TW"/>
+        </w:rPr>
+        <w:t>（另見：</w:t>
+      </w:r>
+      <w:r>
+        <w:rPr>
+          <w:lang w:val="zh_TW" w:bidi="zh_TW"/>
+        </w:rPr>
+        <w:t>釋放</w:t>
+      </w:r>
+      <w:r>
+        <w:rPr>
+          <w:lang w:val="zh_TW" w:bidi="zh_TW"/>
+        </w:rPr>
         <w:t>、</w:t>
       </w:r>
       <w:r>
         <w:rPr>
           <w:lang w:val="zh_TW" w:bidi="zh_TW"/>
         </w:rPr>
-        <w:t>刑罰</w:t>
-      </w:r>
-      <w:r>
-        <w:rPr>
-          <w:lang w:val="zh_TW" w:bidi="zh_TW"/>
-        </w:rPr>
-        <w:t>、</w:t>
-      </w:r>
-      <w:r>
-        <w:rPr>
-          <w:lang w:val="zh_TW" w:bidi="zh_TW"/>
-        </w:rPr>
-        <w:t>罪</w:t>
-      </w:r>
-      <w:r>
-        <w:rPr>
-          <w:lang w:val="zh_TW" w:bidi="zh_TW"/>
-        </w:rPr>
-        <w:t>、</w:t>
-      </w:r>
+        <w:t>贖金</w:t>
+      </w:r>
+      <w:r>
+        <w:rPr>
+          <w:lang w:val="zh_TW" w:bidi="zh_TW"/>
+        </w:rPr>
+        <w:t>）</w:t>
+      </w:r>
+    </w:p>
+    <w:p>
+      <w:pPr>
+        <w:pStyle w:val="Heading3"/>
+      </w:pPr>
+      <w:r>
+        <w:rPr>
+          <w:lang w:val="zh_TW" w:bidi="zh_TW"/>
+        </w:rPr>
+        <w:t>參考經文：</w:t>
+      </w:r>
+    </w:p>
+    <w:p>
+      <w:pPr>
+        <w:pStyle w:val="ListBullet"/>
+        <w:spacing w:line="240" w:lineRule="auto"/>
+        <w:ind w:left="720"/>
+      </w:pPr>
+      <w:r>
+        <w:rPr>
+          <w:lang w:val="zh_TW" w:bidi="zh_TW"/>
+        </w:rPr>
+      </w:r>
+      <w:r>
+        <w:rPr>
+          <w:lang w:val="zh_TW" w:bidi="zh_TW"/>
+        </w:rPr>
+        <w:t>歌羅西書1:13–14</w:t>
+      </w:r>
+    </w:p>
+    <w:p>
+      <w:pPr>
+        <w:pStyle w:val="ListBullet"/>
+        <w:spacing w:line="240" w:lineRule="auto"/>
+        <w:ind w:left="720"/>
+      </w:pPr>
+      <w:r>
+        <w:rPr>
+          <w:lang w:val="zh_TW" w:bidi="zh_TW"/>
+        </w:rPr>
+      </w:r>
+      <w:r>
+        <w:rPr>
+          <w:lang w:val="zh_TW" w:bidi="zh_TW"/>
+        </w:rPr>
+        <w:t>以弗所書1:7–8</w:t>
+      </w:r>
+    </w:p>
+    <w:p>
+      <w:pPr>
+        <w:pStyle w:val="ListBullet"/>
+        <w:spacing w:line="240" w:lineRule="auto"/>
+        <w:ind w:left="720"/>
+      </w:pPr>
+      <w:r>
+        <w:rPr>
+          <w:lang w:val="zh_TW" w:bidi="zh_TW"/>
+        </w:rPr>
+      </w:r>
+      <w:r>
+        <w:rPr>
+          <w:lang w:val="zh_TW" w:bidi="zh_TW"/>
+        </w:rPr>
+        <w:t>以弗所書5:16</w:t>
+      </w:r>
+    </w:p>
+    <w:p>
+      <w:pPr>
+        <w:pStyle w:val="ListBullet"/>
+        <w:spacing w:line="240" w:lineRule="auto"/>
+        <w:ind w:left="720"/>
+      </w:pPr>
+      <w:r>
+        <w:rPr>
+          <w:lang w:val="zh_TW" w:bidi="zh_TW"/>
+        </w:rPr>
+      </w:r>
+      <w:r>
+        <w:rPr>
+          <w:lang w:val="zh_TW" w:bidi="zh_TW"/>
+        </w:rPr>
+        <w:t>加拉太書3:13–14</w:t>
+      </w:r>
+    </w:p>
+    <w:p>
+      <w:pPr>
+        <w:pStyle w:val="ListBullet"/>
+        <w:spacing w:line="240" w:lineRule="auto"/>
+        <w:ind w:left="720"/>
+      </w:pPr>
+      <w:r>
+        <w:rPr>
+          <w:lang w:val="zh_TW" w:bidi="zh_TW"/>
+        </w:rPr>
+      </w:r>
+      <w:r>
+        <w:rPr>
+          <w:lang w:val="zh_TW" w:bidi="zh_TW"/>
+        </w:rPr>
+        <w:t>加拉太書4:5</w:t>
+      </w:r>
+    </w:p>
+    <w:p>
+      <w:pPr>
+        <w:pStyle w:val="ListBullet"/>
+        <w:spacing w:line="240" w:lineRule="auto"/>
+        <w:ind w:left="720"/>
+      </w:pPr>
+      <w:r>
+        <w:rPr>
+          <w:lang w:val="zh_TW" w:bidi="zh_TW"/>
+        </w:rPr>
+      </w:r>
+      <w:r>
+        <w:rPr>
+          <w:lang w:val="zh_TW" w:bidi="zh_TW"/>
+        </w:rPr>
+        <w:t>路加福音2:38</w:t>
+      </w:r>
+    </w:p>
+    <w:p>
+      <w:pPr>
+        <w:pStyle w:val="ListBullet"/>
+        <w:spacing w:line="240" w:lineRule="auto"/>
+        <w:ind w:left="720"/>
+      </w:pPr>
+      <w:r>
+        <w:rPr>
+          <w:lang w:val="zh_TW" w:bidi="zh_TW"/>
+        </w:rPr>
+      </w:r>
+      <w:r>
+        <w:rPr>
+          <w:lang w:val="zh_TW" w:bidi="zh_TW"/>
+        </w:rPr>
+        <w:t>路得記2:20</w:t>
+      </w:r>
+    </w:p>
+    <w:p>
+      <w:pPr>
+        <w:pStyle w:val="Heading3"/>
+      </w:pPr>
+      <w:r>
+        <w:rPr>
+          <w:lang w:val="zh_TW" w:bidi="zh_TW"/>
+        </w:rPr>
+        <w:t>原文參照：</w:t>
+      </w:r>
+    </w:p>
+    <w:p>
+      <w:pPr>
+        <w:pStyle w:val="ListBullet"/>
+        <w:spacing w:line="240" w:lineRule="auto"/>
+        <w:ind w:left="720"/>
+      </w:pPr>
+      <w:r>
+        <w:rPr>
+          <w:lang w:val="zh_TW" w:bidi="zh_TW"/>
+        </w:rPr>
+      </w:r>
+      <w:r>
+        <w:rPr>
+          <w:lang w:val="zh_TW" w:bidi="zh_TW"/>
+        </w:rPr>
+        <w:t>史特朗號：H1350，H1353，H6299，H6302，H6304，H6306，H6561，H7069，G00590，G06290，G18050，G30840，G30850</w:t>
+      </w:r>
+      <w:r>
+        <w:rPr>
+          <w:lang w:val="zh_TW" w:bidi="zh_TW"/>
+        </w:rPr>
+      </w:r>
+      <w:r>
+        <w:rPr>
+          <w:lang w:val="zh_TW" w:bidi="zh_TW"/>
+        </w:rPr>
+      </w:r>
+    </w:p>
+    <w:p>
+      <w:pPr/>
+      <w:r>
+        <w:rPr>
+          <w:lang w:val="zh_TW" w:bidi="zh_TW"/>
+        </w:rPr>
+      </w:r>
+    </w:p>
+    <w:p>
+      <w:pPr>
+        <w:pStyle w:val="Heading2"/>
+      </w:pPr>
       <w:r>
         <w:rPr>
           <w:lang w:val="zh_TW" w:bidi="zh_TW"/>
@@ -1061,7 +2263,6 @@
         <w:rPr>
           <w:lang w:val="zh_TW" w:bidi="zh_TW"/>
         </w:rPr>
-        <w:t>）</w:t>
       </w:r>
     </w:p>
     <w:p>
@@ -1072,295 +2273,75 @@
         <w:rPr>
           <w:lang w:val="zh_TW" w:bidi="zh_TW"/>
         </w:rPr>
-        <w:t>參考經文：</w:t>
-      </w:r>
-    </w:p>
-    <w:p>
-      <w:pPr>
-        <w:pStyle w:val="ListBullet"/>
-        <w:spacing w:line="240" w:lineRule="auto"/>
-        <w:ind w:left="720"/>
-      </w:pPr>
-      <w:r>
-        <w:rPr>
-          <w:lang w:val="zh_TW" w:bidi="zh_TW"/>
-        </w:rPr>
-      </w:r>
-      <w:r>
-        <w:rPr>
-          <w:lang w:val="zh_TW" w:bidi="zh_TW"/>
-        </w:rPr>
-        <w:t>創世記49:18</w:t>
-      </w:r>
-    </w:p>
-    <w:p>
-      <w:pPr>
-        <w:pStyle w:val="ListBullet"/>
-        <w:spacing w:line="240" w:lineRule="auto"/>
-        <w:ind w:left="720"/>
-      </w:pPr>
-      <w:r>
-        <w:rPr>
-          <w:lang w:val="zh_TW" w:bidi="zh_TW"/>
-        </w:rPr>
-      </w:r>
-      <w:r>
-        <w:rPr>
-          <w:lang w:val="zh_TW" w:bidi="zh_TW"/>
-        </w:rPr>
-        <w:t>創世記47:25–26</w:t>
-      </w:r>
-    </w:p>
-    <w:p>
-      <w:pPr>
-        <w:pStyle w:val="ListBullet"/>
-        <w:spacing w:line="240" w:lineRule="auto"/>
-        <w:ind w:left="720"/>
-      </w:pPr>
-      <w:r>
-        <w:rPr>
-          <w:lang w:val="zh_TW" w:bidi="zh_TW"/>
-        </w:rPr>
-      </w:r>
-      <w:r>
-        <w:rPr>
-          <w:lang w:val="zh_TW" w:bidi="zh_TW"/>
-        </w:rPr>
-        <w:t>詩篇80:3</w:t>
-      </w:r>
-    </w:p>
-    <w:p>
-      <w:pPr>
-        <w:pStyle w:val="ListBullet"/>
-        <w:spacing w:line="240" w:lineRule="auto"/>
-        <w:ind w:left="720"/>
-      </w:pPr>
-      <w:r>
-        <w:rPr>
-          <w:lang w:val="zh_TW" w:bidi="zh_TW"/>
-        </w:rPr>
-      </w:r>
-      <w:r>
-        <w:rPr>
-          <w:lang w:val="zh_TW" w:bidi="zh_TW"/>
-        </w:rPr>
-        <w:t>耶利米書16:19–21</w:t>
-      </w:r>
-    </w:p>
-    <w:p>
-      <w:pPr>
-        <w:pStyle w:val="ListBullet"/>
-        <w:spacing w:line="240" w:lineRule="auto"/>
-        <w:ind w:left="720"/>
-      </w:pPr>
-      <w:r>
-        <w:rPr>
-          <w:lang w:val="zh_TW" w:bidi="zh_TW"/>
-        </w:rPr>
-      </w:r>
-      <w:r>
-        <w:rPr>
-          <w:lang w:val="zh_TW" w:bidi="zh_TW"/>
-        </w:rPr>
-        <w:t>彌迦書6:3–5</w:t>
-      </w:r>
-    </w:p>
-    <w:p>
-      <w:pPr>
-        <w:pStyle w:val="ListBullet"/>
-        <w:spacing w:line="240" w:lineRule="auto"/>
-        <w:ind w:left="720"/>
-      </w:pPr>
-      <w:r>
-        <w:rPr>
-          <w:lang w:val="zh_TW" w:bidi="zh_TW"/>
-        </w:rPr>
-      </w:r>
-      <w:r>
-        <w:rPr>
-          <w:lang w:val="zh_TW" w:bidi="zh_TW"/>
-        </w:rPr>
-        <w:t>路加福音2:30</w:t>
-      </w:r>
-    </w:p>
-    <w:p>
-      <w:pPr>
-        <w:pStyle w:val="ListBullet"/>
-        <w:spacing w:line="240" w:lineRule="auto"/>
-        <w:ind w:left="720"/>
-      </w:pPr>
-      <w:r>
-        <w:rPr>
-          <w:lang w:val="zh_TW" w:bidi="zh_TW"/>
-        </w:rPr>
-      </w:r>
-      <w:r>
-        <w:rPr>
-          <w:lang w:val="zh_TW" w:bidi="zh_TW"/>
-        </w:rPr>
-        <w:t>路加福音8:36–37</w:t>
-      </w:r>
-    </w:p>
-    <w:p>
-      <w:pPr>
-        <w:pStyle w:val="ListBullet"/>
-        <w:spacing w:line="240" w:lineRule="auto"/>
-        <w:ind w:left="720"/>
-      </w:pPr>
-      <w:r>
-        <w:rPr>
-          <w:lang w:val="zh_TW" w:bidi="zh_TW"/>
-        </w:rPr>
-      </w:r>
-      <w:r>
-        <w:rPr>
-          <w:lang w:val="zh_TW" w:bidi="zh_TW"/>
-        </w:rPr>
-        <w:t>使徒行傳4:12</w:t>
-      </w:r>
-    </w:p>
-    <w:p>
-      <w:pPr>
-        <w:pStyle w:val="ListBullet"/>
-        <w:spacing w:line="240" w:lineRule="auto"/>
-        <w:ind w:left="720"/>
-      </w:pPr>
-      <w:r>
-        <w:rPr>
-          <w:lang w:val="zh_TW" w:bidi="zh_TW"/>
-        </w:rPr>
-      </w:r>
-      <w:r>
-        <w:rPr>
-          <w:lang w:val="zh_TW" w:bidi="zh_TW"/>
-        </w:rPr>
-        <w:t>使徒行傳28:28</w:t>
-      </w:r>
-    </w:p>
-    <w:p>
-      <w:pPr>
-        <w:pStyle w:val="ListBullet"/>
-        <w:spacing w:line="240" w:lineRule="auto"/>
-        <w:ind w:left="720"/>
-      </w:pPr>
-      <w:r>
-        <w:rPr>
-          <w:lang w:val="zh_TW" w:bidi="zh_TW"/>
-        </w:rPr>
-      </w:r>
-      <w:r>
-        <w:rPr>
-          <w:lang w:val="zh_TW" w:bidi="zh_TW"/>
-        </w:rPr>
-        <w:t>使徒行傳2:21</w:t>
-      </w:r>
-    </w:p>
-    <w:p>
-      <w:pPr>
-        <w:pStyle w:val="ListBullet"/>
-        <w:spacing w:line="240" w:lineRule="auto"/>
-        <w:ind w:left="720"/>
-      </w:pPr>
-      <w:r>
-        <w:rPr>
-          <w:lang w:val="zh_TW" w:bidi="zh_TW"/>
-        </w:rPr>
-      </w:r>
-      <w:r>
-        <w:rPr>
-          <w:lang w:val="zh_TW" w:bidi="zh_TW"/>
-        </w:rPr>
-        <w:t>羅馬書1:16</w:t>
-      </w:r>
-    </w:p>
-    <w:p>
-      <w:pPr>
-        <w:pStyle w:val="ListBullet"/>
-        <w:spacing w:line="240" w:lineRule="auto"/>
-        <w:ind w:left="720"/>
-      </w:pPr>
-      <w:r>
-        <w:rPr>
-          <w:lang w:val="zh_TW" w:bidi="zh_TW"/>
-        </w:rPr>
-      </w:r>
-      <w:r>
-        <w:rPr>
-          <w:lang w:val="zh_TW" w:bidi="zh_TW"/>
-        </w:rPr>
-        <w:t>羅馬書10:10</w:t>
-      </w:r>
-    </w:p>
-    <w:p>
-      <w:pPr>
-        <w:pStyle w:val="ListBullet"/>
-        <w:spacing w:line="240" w:lineRule="auto"/>
-        <w:ind w:left="720"/>
-      </w:pPr>
-      <w:r>
-        <w:rPr>
-          <w:lang w:val="zh_TW" w:bidi="zh_TW"/>
-        </w:rPr>
-      </w:r>
-      <w:r>
-        <w:rPr>
-          <w:lang w:val="zh_TW" w:bidi="zh_TW"/>
-        </w:rPr>
-        <w:t>以弗所書6:17</w:t>
-      </w:r>
-    </w:p>
-    <w:p>
-      <w:pPr>
-        <w:pStyle w:val="ListBullet"/>
-        <w:spacing w:line="240" w:lineRule="auto"/>
-        <w:ind w:left="720"/>
-      </w:pPr>
-      <w:r>
-        <w:rPr>
-          <w:lang w:val="zh_TW" w:bidi="zh_TW"/>
-        </w:rPr>
-      </w:r>
-      <w:r>
-        <w:rPr>
-          <w:lang w:val="zh_TW" w:bidi="zh_TW"/>
-        </w:rPr>
-        <w:t>腓立比書1:28</w:t>
-      </w:r>
-    </w:p>
-    <w:p>
-      <w:pPr>
-        <w:pStyle w:val="ListBullet"/>
-        <w:spacing w:line="240" w:lineRule="auto"/>
-        <w:ind w:left="720"/>
-      </w:pPr>
-      <w:r>
-        <w:rPr>
-          <w:lang w:val="zh_TW" w:bidi="zh_TW"/>
-        </w:rPr>
-      </w:r>
-      <w:r>
-        <w:rPr>
-          <w:lang w:val="zh_TW" w:bidi="zh_TW"/>
-        </w:rPr>
-        <w:t>提摩太前書1:15–17</w:t>
-      </w:r>
-    </w:p>
-    <w:p>
-      <w:pPr>
-        <w:pStyle w:val="ListBullet"/>
-        <w:spacing w:line="240" w:lineRule="auto"/>
-        <w:ind w:left="720"/>
-      </w:pPr>
-      <w:r>
-        <w:rPr>
-          <w:lang w:val="zh_TW" w:bidi="zh_TW"/>
-        </w:rPr>
-      </w:r>
-      <w:r>
-        <w:rPr>
-          <w:lang w:val="zh_TW" w:bidi="zh_TW"/>
-        </w:rPr>
-        <w:t>啟示錄19:1–2</w:t>
+        <w:t>定義：</w:t>
+      </w:r>
+    </w:p>
+    <w:p>
+      <w:pPr/>
+      <w:r>
+        <w:rPr>
+          <w:lang w:val="zh_TW" w:bidi="zh_TW"/>
+        </w:rPr>
+      </w:r>
+      <w:r>
+        <w:rPr>
+          <w:lang w:val="zh_TW" w:bidi="zh_TW"/>
+        </w:rPr>
+        <w:t>「救主」一詞指的是拯救或救援他人脫離危險的人。該詞也可以指給予他人力量或供應他們的人。</w:t>
+      </w:r>
+    </w:p>
+    <w:p>
+      <w:pPr>
+        <w:pStyle w:val="ListBullet"/>
+        <w:spacing w:line="240" w:lineRule="auto"/>
+        <w:ind w:left="720"/>
+      </w:pPr>
+      <w:r>
+        <w:rPr>
+          <w:lang w:val="zh_TW" w:bidi="zh_TW"/>
+        </w:rPr>
+      </w:r>
+      <w:r>
+        <w:rPr>
+          <w:lang w:val="zh_TW" w:bidi="zh_TW"/>
+        </w:rPr>
+        <w:t>在舊約中，神被稱為以色列的救主，因為祂經常拯救他們脫離敵人，賜給他們力量，並提供他們生活所需的一切。</w:t>
+      </w:r>
+    </w:p>
+    <w:p>
+      <w:pPr>
+        <w:pStyle w:val="ListBullet"/>
+        <w:spacing w:line="240" w:lineRule="auto"/>
+        <w:ind w:left="720"/>
+      </w:pPr>
+      <w:r>
+        <w:rPr>
+          <w:lang w:val="zh_TW" w:bidi="zh_TW"/>
+        </w:rPr>
+      </w:r>
+      <w:r>
+        <w:rPr>
+          <w:lang w:val="zh_TW" w:bidi="zh_TW"/>
+        </w:rPr>
+        <w:t>在舊約中，神設立士師來保護以色列人，帶領他們與攻擊他們的其他民族爭戰。這些士師有時被稱為「拯救者」。舊約士師記記載了這些士師治理以色列的歷史時期。</w:t>
+      </w:r>
+    </w:p>
+    <w:p>
+      <w:pPr>
+        <w:pStyle w:val="ListBullet"/>
+        <w:spacing w:line="240" w:lineRule="auto"/>
+        <w:ind w:left="720"/>
+      </w:pPr>
+      <w:r>
+        <w:rPr>
+          <w:lang w:val="zh_TW" w:bidi="zh_TW"/>
+        </w:rPr>
+      </w:r>
+      <w:r>
+        <w:rPr>
+          <w:lang w:val="zh_TW" w:bidi="zh_TW"/>
+        </w:rPr>
+        <w:t>在新約中，「救主」是對耶穌基督的描述或稱號，因為祂拯救人們免於因罪而受永恆的刑罰。祂也拯救他們免於被罪所控制。</w:t>
       </w:r>
     </w:p>
     <w:p>
@@ -1371,504 +2352,43 @@
         <w:rPr>
           <w:lang w:val="zh_TW" w:bidi="zh_TW"/>
         </w:rPr>
-        <w:t>聖經開卷故事集裡的例子</w:t>
-      </w:r>
-      <w:r>
-        <w:rPr>
-          <w:lang w:val="zh_TW" w:bidi="zh_TW"/>
-        </w:rPr>
-        <w:t>：</w:t>
-      </w:r>
-    </w:p>
-    <w:p>
-      <w:pPr>
-        <w:pStyle w:val="ListBullet"/>
-        <w:spacing w:line="240" w:lineRule="auto"/>
-        <w:ind w:left="720"/>
-      </w:pPr>
-      <w:r>
-        <w:rPr>
-          <w:lang w:val="zh_TW" w:bidi="zh_TW"/>
-        </w:rPr>
-      </w:r>
-      <w:r>
-        <w:rPr>
-          <w:b/>
-          <w:lang w:val="zh_TW" w:bidi="zh_TW"/>
-        </w:rPr>
-        <w:t>9:8</w:t>
-      </w:r>
-      <w:r>
-        <w:rPr>
-          <w:lang w:val="zh_TW" w:bidi="zh_TW"/>
-        </w:rPr>
-        <w:t xml:space="preserve"> （摩西）</w:t>
-      </w:r>
-      <w:r>
-        <w:rPr>
-          <w:lang w:val="zh_TW" w:bidi="zh_TW"/>
-        </w:rPr>
-        <w:t>就想要</w:t>
-      </w:r>
-      <w:r>
-        <w:rPr>
-          <w:b/>
-          <w:lang w:val="zh_TW" w:bidi="zh_TW"/>
-        </w:rPr>
-        <w:t>救</w:t>
-      </w:r>
-      <w:r>
-        <w:rPr>
-          <w:lang w:val="zh_TW" w:bidi="zh_TW"/>
-        </w:rPr>
-        <w:t>他的同胞</w:t>
-      </w:r>
-      <w:r>
-        <w:rPr>
-          <w:lang w:val="zh_TW" w:bidi="zh_TW"/>
-        </w:rPr>
-        <w:t>。</w:t>
-      </w:r>
-    </w:p>
-    <w:p>
-      <w:pPr>
-        <w:pStyle w:val="ListBullet"/>
-        <w:spacing w:line="240" w:lineRule="auto"/>
-        <w:ind w:left="720"/>
-      </w:pPr>
-      <w:r>
-        <w:rPr>
-          <w:lang w:val="zh_TW" w:bidi="zh_TW"/>
-        </w:rPr>
-      </w:r>
-      <w:r>
-        <w:rPr>
-          <w:b/>
-          <w:lang w:val="zh_TW" w:bidi="zh_TW"/>
-        </w:rPr>
-        <w:t>11:2</w:t>
-      </w:r>
-      <w:r>
-        <w:rPr>
-          <w:lang w:val="zh_TW" w:bidi="zh_TW"/>
-        </w:rPr>
-        <w:t xml:space="preserve"> </w:t>
-      </w:r>
-      <w:r>
-        <w:rPr>
-          <w:lang w:val="zh_TW" w:bidi="zh_TW"/>
-        </w:rPr>
-        <w:t>神給所有相信他的人一個辦法來</w:t>
-      </w:r>
-      <w:r>
-        <w:rPr>
-          <w:b/>
-          <w:lang w:val="zh_TW" w:bidi="zh_TW"/>
-        </w:rPr>
-        <w:t>拯救</w:t>
-      </w:r>
-      <w:r>
-        <w:rPr>
-          <w:lang w:val="zh_TW" w:bidi="zh_TW"/>
-        </w:rPr>
-        <w:t>家裡所有頭生的人和動物</w:t>
-      </w:r>
-      <w:r>
-        <w:rPr>
-          <w:lang w:val="zh_TW" w:bidi="zh_TW"/>
-        </w:rPr>
-        <w:t>。</w:t>
-      </w:r>
-    </w:p>
-    <w:p>
-      <w:pPr>
-        <w:pStyle w:val="ListBullet"/>
-        <w:spacing w:line="240" w:lineRule="auto"/>
-        <w:ind w:left="720"/>
-      </w:pPr>
-      <w:r>
-        <w:rPr>
-          <w:lang w:val="zh_TW" w:bidi="zh_TW"/>
-        </w:rPr>
-      </w:r>
-      <w:r>
-        <w:rPr>
-          <w:b/>
-          <w:lang w:val="zh_TW" w:bidi="zh_TW"/>
-        </w:rPr>
-        <w:t>12:5</w:t>
-      </w:r>
-      <w:r>
-        <w:rPr>
-          <w:lang w:val="zh_TW" w:bidi="zh_TW"/>
-        </w:rPr>
-        <w:t xml:space="preserve"> </w:t>
-      </w:r>
-      <w:r>
-        <w:rPr>
-          <w:lang w:val="zh_TW" w:bidi="zh_TW"/>
-        </w:rPr>
-        <w:t>摩西告訴以色列人：「不要害怕，神今天會為我們爭戰，</w:t>
-      </w:r>
-      <w:r>
-        <w:rPr>
-          <w:b/>
-          <w:lang w:val="zh_TW" w:bidi="zh_TW"/>
-        </w:rPr>
-        <w:t>拯救</w:t>
-      </w:r>
-      <w:r>
-        <w:rPr>
-          <w:lang w:val="zh_TW" w:bidi="zh_TW"/>
-        </w:rPr>
-        <w:t>我們！」</w:t>
-      </w:r>
-    </w:p>
-    <w:p>
-      <w:pPr>
-        <w:pStyle w:val="ListBullet"/>
-        <w:spacing w:line="240" w:lineRule="auto"/>
-        <w:ind w:left="720"/>
-      </w:pPr>
-      <w:r>
-        <w:rPr>
-          <w:lang w:val="zh_TW" w:bidi="zh_TW"/>
-        </w:rPr>
-      </w:r>
-      <w:r>
-        <w:rPr>
-          <w:b/>
-          <w:lang w:val="zh_TW" w:bidi="zh_TW"/>
-        </w:rPr>
-        <w:t>12:13</w:t>
-      </w:r>
-      <w:r>
-        <w:rPr>
-          <w:lang w:val="zh_TW" w:bidi="zh_TW"/>
-        </w:rPr>
-        <w:t xml:space="preserve"> </w:t>
-      </w:r>
-      <w:r>
-        <w:rPr>
-          <w:lang w:val="zh_TW" w:bidi="zh_TW"/>
-        </w:rPr>
-        <w:t>以色列人唱許多詩歌來慶祝他們獲得自由，讚美神，因為神把他們從埃及軍隊中</w:t>
-      </w:r>
-      <w:r>
-        <w:rPr>
-          <w:b/>
-          <w:lang w:val="zh_TW" w:bidi="zh_TW"/>
-        </w:rPr>
-        <w:t>救</w:t>
-      </w:r>
-      <w:r>
-        <w:rPr>
-          <w:lang w:val="zh_TW" w:bidi="zh_TW"/>
-        </w:rPr>
-        <w:t>出來。</w:t>
-      </w:r>
-    </w:p>
-    <w:p>
-      <w:pPr>
-        <w:pStyle w:val="ListBullet"/>
-        <w:spacing w:line="240" w:lineRule="auto"/>
-        <w:ind w:left="720"/>
-      </w:pPr>
-      <w:r>
-        <w:rPr>
-          <w:lang w:val="zh_TW" w:bidi="zh_TW"/>
-        </w:rPr>
-      </w:r>
-      <w:r>
-        <w:rPr>
-          <w:b/>
-          <w:lang w:val="zh_TW" w:bidi="zh_TW"/>
-        </w:rPr>
-        <w:t>16:17</w:t>
-      </w:r>
-      <w:r>
-        <w:rPr>
-          <w:lang w:val="zh_TW" w:bidi="zh_TW"/>
-        </w:rPr>
-        <w:t xml:space="preserve"> </w:t>
-      </w:r>
-      <w:r>
-        <w:rPr>
-          <w:lang w:val="zh_TW" w:bidi="zh_TW"/>
-        </w:rPr>
-        <w:t>這種犯罪、懲罰、懺悔、士師的模式一次次重複著。神派遣了很多士師</w:t>
-      </w:r>
-      <w:r>
-        <w:rPr>
-          <w:b/>
-          <w:lang w:val="zh_TW" w:bidi="zh_TW"/>
-        </w:rPr>
-        <w:t>拯救</w:t>
-      </w:r>
-      <w:r>
-        <w:rPr>
-          <w:lang w:val="zh_TW" w:bidi="zh_TW"/>
-        </w:rPr>
-        <w:t>以色列人脫離敵人。</w:t>
-      </w:r>
-    </w:p>
-    <w:p>
-      <w:pPr>
-        <w:pStyle w:val="ListBullet"/>
-        <w:spacing w:line="240" w:lineRule="auto"/>
-        <w:ind w:left="720"/>
-      </w:pPr>
-      <w:r>
-        <w:rPr>
-          <w:lang w:val="zh_TW" w:bidi="zh_TW"/>
-        </w:rPr>
-      </w:r>
-      <w:r>
-        <w:rPr>
-          <w:b/>
-          <w:lang w:val="zh_TW" w:bidi="zh_TW"/>
-        </w:rPr>
-        <w:t>44:8</w:t>
-      </w:r>
-      <w:r>
-        <w:rPr>
-          <w:lang w:val="zh_TW" w:bidi="zh_TW"/>
-        </w:rPr>
-        <w:t xml:space="preserve"> 「</w:t>
-      </w:r>
-      <w:r>
-        <w:rPr>
-          <w:lang w:val="zh_TW" w:bidi="zh_TW"/>
-        </w:rPr>
-        <w:t>你們釘死耶穌，但神使他從死里復活！你們拒絕了祂，但是除祂以為別無</w:t>
-      </w:r>
-      <w:r>
-        <w:rPr>
-          <w:b/>
-          <w:lang w:val="zh_TW" w:bidi="zh_TW"/>
-        </w:rPr>
-        <w:t>拯救</w:t>
-      </w:r>
-      <w:r>
-        <w:rPr>
-          <w:lang w:val="zh_TW" w:bidi="zh_TW"/>
-        </w:rPr>
-        <w:t>。</w:t>
-      </w:r>
-      <w:r>
-        <w:rPr>
-          <w:lang w:val="zh_TW" w:bidi="zh_TW"/>
-        </w:rPr>
-        <w:t>」</w:t>
-      </w:r>
-    </w:p>
-    <w:p>
-      <w:pPr>
-        <w:pStyle w:val="ListBullet"/>
-        <w:spacing w:line="240" w:lineRule="auto"/>
-        <w:ind w:left="720"/>
-      </w:pPr>
-      <w:r>
-        <w:rPr>
-          <w:lang w:val="zh_TW" w:bidi="zh_TW"/>
-        </w:rPr>
-      </w:r>
-      <w:r>
-        <w:rPr>
-          <w:b/>
-          <w:lang w:val="zh_TW" w:bidi="zh_TW"/>
-        </w:rPr>
-        <w:t>47:11</w:t>
-      </w:r>
-      <w:r>
-        <w:rPr>
-          <w:lang w:val="zh_TW" w:bidi="zh_TW"/>
-        </w:rPr>
-        <w:t xml:space="preserve"> </w:t>
-      </w:r>
-      <w:r>
-        <w:rPr>
-          <w:lang w:val="zh_TW" w:bidi="zh_TW"/>
-        </w:rPr>
-        <w:t>獄卒顫抖著來到保羅和西拉面前，問：「我應該怎樣做才能</w:t>
-      </w:r>
-      <w:r>
-        <w:rPr>
-          <w:b/>
-          <w:lang w:val="zh_TW" w:bidi="zh_TW"/>
-        </w:rPr>
-        <w:t>救</w:t>
-      </w:r>
-      <w:r>
-        <w:rPr>
-          <w:lang w:val="zh_TW" w:bidi="zh_TW"/>
-        </w:rPr>
-        <w:t>自己？」保羅說：「相信主耶穌，你和你的家人都必</w:t>
-      </w:r>
-      <w:r>
-        <w:rPr>
-          <w:b/>
-          <w:lang w:val="zh_TW" w:bidi="zh_TW"/>
-        </w:rPr>
-        <w:t>得救</w:t>
-      </w:r>
-      <w:r>
-        <w:rPr>
-          <w:lang w:val="zh_TW" w:bidi="zh_TW"/>
-        </w:rPr>
-        <w:t>。」</w:t>
-      </w:r>
-      <w:r>
-        <w:rPr>
-          <w:lang w:val="zh_TW" w:bidi="zh_TW"/>
-        </w:rPr>
-        <w:t>」</w:t>
-      </w:r>
-    </w:p>
-    <w:p>
-      <w:pPr>
-        <w:pStyle w:val="ListBullet"/>
-        <w:spacing w:line="240" w:lineRule="auto"/>
-        <w:ind w:left="720"/>
-      </w:pPr>
-      <w:r>
-        <w:rPr>
-          <w:lang w:val="zh_TW" w:bidi="zh_TW"/>
-        </w:rPr>
-      </w:r>
-      <w:r>
-        <w:rPr>
-          <w:b/>
-          <w:lang w:val="zh_TW" w:bidi="zh_TW"/>
-        </w:rPr>
-        <w:t>49:12</w:t>
-      </w:r>
-      <w:r>
-        <w:rPr>
-          <w:lang w:val="zh_TW" w:bidi="zh_TW"/>
-        </w:rPr>
-        <w:t xml:space="preserve"> </w:t>
-      </w:r>
-      <w:r>
-        <w:rPr>
-          <w:lang w:val="zh_TW" w:bidi="zh_TW"/>
-        </w:rPr>
-        <w:t>好行為不能</w:t>
-      </w:r>
-      <w:r>
-        <w:rPr>
-          <w:b/>
-          <w:lang w:val="zh_TW" w:bidi="zh_TW"/>
-        </w:rPr>
-        <w:t>拯救</w:t>
-      </w:r>
-      <w:r>
-        <w:rPr>
-          <w:lang w:val="zh_TW" w:bidi="zh_TW"/>
-        </w:rPr>
-        <w:t>我們</w:t>
-      </w:r>
-      <w:r>
-        <w:rPr>
-          <w:lang w:val="zh_TW" w:bidi="zh_TW"/>
-        </w:rPr>
-        <w:t>。</w:t>
-      </w:r>
-    </w:p>
-    <w:p>
-      <w:pPr>
-        <w:pStyle w:val="ListBullet"/>
-        <w:spacing w:line="240" w:lineRule="auto"/>
-        <w:ind w:left="720"/>
-      </w:pPr>
-      <w:r>
-        <w:rPr>
-          <w:lang w:val="zh_TW" w:bidi="zh_TW"/>
-        </w:rPr>
-      </w:r>
-      <w:r>
-        <w:rPr>
-          <w:b/>
-          <w:lang w:val="zh_TW" w:bidi="zh_TW"/>
-        </w:rPr>
-        <w:t>49:13</w:t>
-      </w:r>
-      <w:r>
-        <w:rPr>
-          <w:lang w:val="zh_TW" w:bidi="zh_TW"/>
-        </w:rPr>
-        <w:t xml:space="preserve"> </w:t>
-      </w:r>
-      <w:r>
-        <w:rPr>
-          <w:lang w:val="zh_TW" w:bidi="zh_TW"/>
-        </w:rPr>
-        <w:t>神</w:t>
-      </w:r>
-      <w:r>
-        <w:rPr>
-          <w:b/>
-          <w:lang w:val="zh_TW" w:bidi="zh_TW"/>
-        </w:rPr>
-        <w:t>拯救</w:t>
-      </w:r>
-      <w:r>
-        <w:rPr>
-          <w:lang w:val="zh_TW" w:bidi="zh_TW"/>
-        </w:rPr>
-        <w:t>每個相信耶穌並接受耶穌為他們主的人。但是，祂不會</w:t>
-      </w:r>
-      <w:r>
-        <w:rPr>
-          <w:b/>
-          <w:lang w:val="zh_TW" w:bidi="zh_TW"/>
-        </w:rPr>
-        <w:t>拯救</w:t>
-      </w:r>
-      <w:r>
-        <w:rPr>
-          <w:lang w:val="zh_TW" w:bidi="zh_TW"/>
-        </w:rPr>
-        <w:t>任何不信耶穌的人。</w:t>
-      </w:r>
-    </w:p>
-    <w:p>
-      <w:pPr>
-        <w:pStyle w:val="Heading3"/>
-      </w:pPr>
-      <w:r>
-        <w:rPr>
-          <w:lang w:val="zh_TW" w:bidi="zh_TW"/>
-        </w:rPr>
-        <w:t>原文參照：</w:t>
-      </w:r>
-    </w:p>
-    <w:p>
-      <w:pPr>
-        <w:pStyle w:val="ListBullet"/>
-        <w:spacing w:line="240" w:lineRule="auto"/>
-        <w:ind w:left="720"/>
-      </w:pPr>
-      <w:r>
-        <w:rPr>
-          <w:lang w:val="zh_TW" w:bidi="zh_TW"/>
-        </w:rPr>
-      </w:r>
-      <w:r>
-        <w:rPr>
-          <w:lang w:val="zh_TW" w:bidi="zh_TW"/>
-        </w:rPr>
-        <w:t>史特朗號：H0983，H2421，H2502，H3444，H3467，H3468，H4190，H4422，H4931，H5338，H6308，H6403，H7682，H7951，H7965，H8104，H8199，H8668，G08030，G08040，G08060，G12950，G15080，G49820，G49910，G49920，G51980</w:t>
-      </w:r>
-      <w:r>
-        <w:rPr>
-          <w:lang w:val="zh_TW" w:bidi="zh_TW"/>
-        </w:rPr>
-      </w:r>
-      <w:r>
-        <w:rPr>
-          <w:lang w:val="zh_TW" w:bidi="zh_TW"/>
-        </w:rPr>
+        <w:t>翻譯相關建議：</w:t>
+      </w:r>
+    </w:p>
+    <w:p>
+      <w:pPr>
+        <w:pStyle w:val="ListBullet"/>
+        <w:spacing w:line="240" w:lineRule="auto"/>
+        <w:ind w:left="720"/>
+      </w:pPr>
+      <w:r>
+        <w:rPr>
+          <w:lang w:val="zh_TW" w:bidi="zh_TW"/>
+        </w:rPr>
+      </w:r>
+      <w:r>
+        <w:rPr>
+          <w:lang w:val="zh_TW" w:bidi="zh_TW"/>
+        </w:rPr>
+        <w:t>如果可能，「救主」應該翻譯成與「拯救」和「救恩」相關的詞。</w:t>
+      </w:r>
+    </w:p>
+    <w:p>
+      <w:pPr>
+        <w:pStyle w:val="ListBullet"/>
+        <w:spacing w:line="240" w:lineRule="auto"/>
+        <w:ind w:left="720"/>
+      </w:pPr>
+      <w:r>
+        <w:rPr>
+          <w:lang w:val="zh_TW" w:bidi="zh_TW"/>
+        </w:rPr>
+      </w:r>
+      <w:r>
+        <w:rPr>
+          <w:lang w:val="zh_TW" w:bidi="zh_TW"/>
+        </w:rPr>
+        <w:t>這個詞可以翻譯為「拯救的那位」或「拯救的神」或「從危險中拯救的那位」或「從敵人中拯救的那位」或「耶穌，那位從罪中拯救（人）的那位」。</w:t>
       </w:r>
     </w:p>
     <w:p>
@@ -1878,555 +2398,11 @@
           <w:lang w:val="zh_TW" w:bidi="zh_TW"/>
         </w:rPr>
       </w:r>
-    </w:p>
-    <w:p>
-      <w:pPr>
-        <w:pStyle w:val="Heading2"/>
-      </w:pPr>
-      <w:r>
-        <w:rPr>
-          <w:lang w:val="zh_TW" w:bidi="zh_TW"/>
-        </w:rPr>
-        <w:t>救贖</w:t>
-      </w:r>
-      <w:r>
-        <w:rPr>
-          <w:lang w:val="zh_TW" w:bidi="zh_TW"/>
-        </w:rPr>
-      </w:r>
-    </w:p>
-    <w:p>
-      <w:pPr>
-        <w:pStyle w:val="Heading3"/>
-      </w:pPr>
-      <w:r>
-        <w:rPr>
-          <w:lang w:val="zh_TW" w:bidi="zh_TW"/>
-        </w:rPr>
-        <w:t>定義：</w:t>
-      </w:r>
-    </w:p>
-    <w:p>
-      <w:pPr/>
-      <w:r>
-        <w:rPr>
-          <w:lang w:val="zh_TW" w:bidi="zh_TW"/>
-        </w:rPr>
-      </w:r>
-      <w:r>
-        <w:rPr>
-          <w:lang w:val="zh_TW" w:bidi="zh_TW"/>
-        </w:rPr>
-        <w:t>「救贖」一詞指的是買回先前曾擁有或被擄的東西或人。「救贖者」是指贖回某物或某人的人。</w:t>
-      </w:r>
-    </w:p>
-    <w:p>
-      <w:pPr>
-        <w:pStyle w:val="ListBullet"/>
-        <w:spacing w:line="240" w:lineRule="auto"/>
-        <w:ind w:left="720"/>
-      </w:pPr>
-      <w:r>
-        <w:rPr>
-          <w:lang w:val="zh_TW" w:bidi="zh_TW"/>
-        </w:rPr>
-      </w:r>
-      <w:r>
-        <w:rPr>
-          <w:lang w:val="zh_TW" w:bidi="zh_TW"/>
-        </w:rPr>
-        <w:t>神賜給以色列人如何贖回人或物的律法。比如，人可以透過支付贖價來贖回一個為奴的人，使奴隸獲得自由。「贖價」一詞也指這種做法。</w:t>
-      </w:r>
-    </w:p>
-    <w:p>
-      <w:pPr>
-        <w:pStyle w:val="ListBullet"/>
-        <w:spacing w:line="240" w:lineRule="auto"/>
-        <w:ind w:left="720"/>
-      </w:pPr>
-      <w:r>
-        <w:rPr>
-          <w:lang w:val="zh_TW" w:bidi="zh_TW"/>
-        </w:rPr>
-      </w:r>
-      <w:r>
-        <w:rPr>
-          <w:lang w:val="zh_TW" w:bidi="zh_TW"/>
-        </w:rPr>
-        <w:t>如果某人的土地被賣掉，那人的親屬可以「贖回」或「買回」那塊土地，這樣土地就能留在家族中。</w:t>
-      </w:r>
-    </w:p>
-    <w:p>
-      <w:pPr>
-        <w:pStyle w:val="ListBullet"/>
-        <w:spacing w:line="240" w:lineRule="auto"/>
-        <w:ind w:left="720"/>
-      </w:pPr>
-      <w:r>
-        <w:rPr>
-          <w:lang w:val="zh_TW" w:bidi="zh_TW"/>
-        </w:rPr>
-      </w:r>
-      <w:r>
-        <w:rPr>
-          <w:lang w:val="zh_TW" w:bidi="zh_TW"/>
-        </w:rPr>
-        <w:t>這些做法顯示出神如何救贖那些被罪奴役的人。當耶穌在十字架上受死時，祂為百姓的罪付上了全部贖價，並救贖了所有信靠祂救恩的人。被神救贖的人從罪及其刑罰中得到了自由。</w:t>
-      </w:r>
-    </w:p>
-    <w:p>
-      <w:pPr>
-        <w:pStyle w:val="Heading3"/>
-      </w:pPr>
-      <w:r>
-        <w:rPr>
-          <w:lang w:val="zh_TW" w:bidi="zh_TW"/>
-        </w:rPr>
-        <w:t>翻譯相關建議：</w:t>
-      </w:r>
-    </w:p>
-    <w:p>
-      <w:pPr>
-        <w:pStyle w:val="ListBullet"/>
-        <w:spacing w:line="240" w:lineRule="auto"/>
-        <w:ind w:left="720"/>
-      </w:pPr>
-      <w:r>
-        <w:rPr>
-          <w:lang w:val="zh_TW" w:bidi="zh_TW"/>
-        </w:rPr>
-      </w:r>
-      <w:r>
-        <w:rPr>
-          <w:lang w:val="zh_TW" w:bidi="zh_TW"/>
-        </w:rPr>
-        <w:t>根據上下文，「救贖」一詞也可以翻譯為「買回」或「支付贖金以解救（某人）」或「買贖」。</w:t>
-      </w:r>
-    </w:p>
-    <w:p>
-      <w:pPr>
-        <w:pStyle w:val="ListBullet"/>
-        <w:spacing w:line="240" w:lineRule="auto"/>
-        <w:ind w:left="720"/>
-      </w:pPr>
-      <w:r>
-        <w:rPr>
-          <w:lang w:val="zh_TW" w:bidi="zh_TW"/>
-        </w:rPr>
-      </w:r>
-      <w:r>
-        <w:rPr>
-          <w:lang w:val="zh_TW" w:bidi="zh_TW"/>
-        </w:rPr>
-        <w:t>名詞「救贖」可以翻譯為「贖價」或「贖金」或「買回的舉動」。</w:t>
-      </w:r>
-    </w:p>
-    <w:p>
-      <w:pPr>
-        <w:pStyle w:val="ListBullet"/>
-        <w:spacing w:line="240" w:lineRule="auto"/>
-        <w:ind w:left="720"/>
-      </w:pPr>
-      <w:r>
-        <w:rPr>
-          <w:lang w:val="zh_TW" w:bidi="zh_TW"/>
-        </w:rPr>
-      </w:r>
-      <w:r>
-        <w:rPr>
-          <w:lang w:val="zh_TW" w:bidi="zh_TW"/>
-        </w:rPr>
-        <w:t>「贖回」和「救贖」這兩個詞基本上具有相同的意思，因此某些語言可能只用一個詞來翻譯這兩個詞。然而，「贖價」這個詞也可以指為了「贖回」某物或某人須付的款項。「救贖」這個詞並不指實際所附的贖價。</w:t>
-      </w:r>
-    </w:p>
-    <w:p>
-      <w:pPr/>
-      <w:r>
-        <w:rPr>
-          <w:lang w:val="zh_TW" w:bidi="zh_TW"/>
-        </w:rPr>
-      </w:r>
-      <w:r>
-        <w:rPr>
-          <w:lang w:val="zh_TW" w:bidi="zh_TW"/>
-        </w:rPr>
-        <w:t>（另見：</w:t>
-      </w:r>
-      <w:r>
-        <w:rPr>
-          <w:lang w:val="zh_TW" w:bidi="zh_TW"/>
-        </w:rPr>
-        <w:t>釋放</w:t>
-      </w:r>
-      <w:r>
-        <w:rPr>
-          <w:lang w:val="zh_TW" w:bidi="zh_TW"/>
-        </w:rPr>
-        <w:t>、</w:t>
-      </w:r>
-      <w:r>
-        <w:rPr>
-          <w:lang w:val="zh_TW" w:bidi="zh_TW"/>
-        </w:rPr>
-        <w:t>贖金</w:t>
-      </w:r>
-      <w:r>
-        <w:rPr>
-          <w:lang w:val="zh_TW" w:bidi="zh_TW"/>
-        </w:rPr>
-        <w:t>）</w:t>
-      </w:r>
-    </w:p>
-    <w:p>
-      <w:pPr>
-        <w:pStyle w:val="Heading3"/>
-      </w:pPr>
-      <w:r>
-        <w:rPr>
-          <w:lang w:val="zh_TW" w:bidi="zh_TW"/>
-        </w:rPr>
-        <w:t>參考經文：</w:t>
-      </w:r>
-    </w:p>
-    <w:p>
-      <w:pPr>
-        <w:pStyle w:val="ListBullet"/>
-        <w:spacing w:line="240" w:lineRule="auto"/>
-        <w:ind w:left="720"/>
-      </w:pPr>
-      <w:r>
-        <w:rPr>
-          <w:lang w:val="zh_TW" w:bidi="zh_TW"/>
-        </w:rPr>
-      </w:r>
-      <w:r>
-        <w:rPr>
-          <w:lang w:val="zh_TW" w:bidi="zh_TW"/>
-        </w:rPr>
-        <w:t>歌羅西書1:13–14</w:t>
-      </w:r>
-    </w:p>
-    <w:p>
-      <w:pPr>
-        <w:pStyle w:val="ListBullet"/>
-        <w:spacing w:line="240" w:lineRule="auto"/>
-        <w:ind w:left="720"/>
-      </w:pPr>
-      <w:r>
-        <w:rPr>
-          <w:lang w:val="zh_TW" w:bidi="zh_TW"/>
-        </w:rPr>
-      </w:r>
-      <w:r>
-        <w:rPr>
-          <w:lang w:val="zh_TW" w:bidi="zh_TW"/>
-        </w:rPr>
-        <w:t>以弗所書1:7–8</w:t>
-      </w:r>
-    </w:p>
-    <w:p>
-      <w:pPr>
-        <w:pStyle w:val="ListBullet"/>
-        <w:spacing w:line="240" w:lineRule="auto"/>
-        <w:ind w:left="720"/>
-      </w:pPr>
-      <w:r>
-        <w:rPr>
-          <w:lang w:val="zh_TW" w:bidi="zh_TW"/>
-        </w:rPr>
-      </w:r>
-      <w:r>
-        <w:rPr>
-          <w:lang w:val="zh_TW" w:bidi="zh_TW"/>
-        </w:rPr>
-        <w:t>以弗所書5:16</w:t>
-      </w:r>
-    </w:p>
-    <w:p>
-      <w:pPr>
-        <w:pStyle w:val="ListBullet"/>
-        <w:spacing w:line="240" w:lineRule="auto"/>
-        <w:ind w:left="720"/>
-      </w:pPr>
-      <w:r>
-        <w:rPr>
-          <w:lang w:val="zh_TW" w:bidi="zh_TW"/>
-        </w:rPr>
-      </w:r>
-      <w:r>
-        <w:rPr>
-          <w:lang w:val="zh_TW" w:bidi="zh_TW"/>
-        </w:rPr>
-        <w:t>加拉太書3:13–14</w:t>
-      </w:r>
-    </w:p>
-    <w:p>
-      <w:pPr>
-        <w:pStyle w:val="ListBullet"/>
-        <w:spacing w:line="240" w:lineRule="auto"/>
-        <w:ind w:left="720"/>
-      </w:pPr>
-      <w:r>
-        <w:rPr>
-          <w:lang w:val="zh_TW" w:bidi="zh_TW"/>
-        </w:rPr>
-      </w:r>
-      <w:r>
-        <w:rPr>
-          <w:lang w:val="zh_TW" w:bidi="zh_TW"/>
-        </w:rPr>
-        <w:t>加拉太書4:5</w:t>
-      </w:r>
-    </w:p>
-    <w:p>
-      <w:pPr>
-        <w:pStyle w:val="ListBullet"/>
-        <w:spacing w:line="240" w:lineRule="auto"/>
-        <w:ind w:left="720"/>
-      </w:pPr>
-      <w:r>
-        <w:rPr>
-          <w:lang w:val="zh_TW" w:bidi="zh_TW"/>
-        </w:rPr>
-      </w:r>
-      <w:r>
-        <w:rPr>
-          <w:lang w:val="zh_TW" w:bidi="zh_TW"/>
-        </w:rPr>
-        <w:t>路加福音2:38</w:t>
-      </w:r>
-    </w:p>
-    <w:p>
-      <w:pPr>
-        <w:pStyle w:val="ListBullet"/>
-        <w:spacing w:line="240" w:lineRule="auto"/>
-        <w:ind w:left="720"/>
-      </w:pPr>
-      <w:r>
-        <w:rPr>
-          <w:lang w:val="zh_TW" w:bidi="zh_TW"/>
-        </w:rPr>
-      </w:r>
-      <w:r>
-        <w:rPr>
-          <w:lang w:val="zh_TW" w:bidi="zh_TW"/>
-        </w:rPr>
-        <w:t>路得記2:20</w:t>
-      </w:r>
-    </w:p>
-    <w:p>
-      <w:pPr>
-        <w:pStyle w:val="Heading3"/>
-      </w:pPr>
-      <w:r>
-        <w:rPr>
-          <w:lang w:val="zh_TW" w:bidi="zh_TW"/>
-        </w:rPr>
-        <w:t>原文參照：</w:t>
-      </w:r>
-    </w:p>
-    <w:p>
-      <w:pPr>
-        <w:pStyle w:val="ListBullet"/>
-        <w:spacing w:line="240" w:lineRule="auto"/>
-        <w:ind w:left="720"/>
-      </w:pPr>
-      <w:r>
-        <w:rPr>
-          <w:lang w:val="zh_TW" w:bidi="zh_TW"/>
-        </w:rPr>
-      </w:r>
-      <w:r>
-        <w:rPr>
-          <w:lang w:val="zh_TW" w:bidi="zh_TW"/>
-        </w:rPr>
-        <w:t>史特朗號：H1350，H1353，H6299，H6302，H6304，H6306，H6561，H7069，G00590，G06290，G18050，G30840，G30850</w:t>
-      </w:r>
-      <w:r>
-        <w:rPr>
-          <w:lang w:val="zh_TW" w:bidi="zh_TW"/>
-        </w:rPr>
-      </w:r>
-      <w:r>
-        <w:rPr>
-          <w:lang w:val="zh_TW" w:bidi="zh_TW"/>
-        </w:rPr>
-      </w:r>
-    </w:p>
-    <w:p>
-      <w:pPr/>
-      <w:r>
-        <w:rPr>
-          <w:lang w:val="zh_TW" w:bidi="zh_TW"/>
-        </w:rPr>
-      </w:r>
-    </w:p>
-    <w:p>
-      <w:pPr>
-        <w:pStyle w:val="Heading2"/>
-      </w:pPr>
-      <w:r>
-        <w:rPr>
-          <w:lang w:val="zh_TW" w:bidi="zh_TW"/>
-        </w:rPr>
-        <w:t>救主</w:t>
-      </w:r>
-      <w:r>
-        <w:rPr>
-          <w:lang w:val="zh_TW" w:bidi="zh_TW"/>
-        </w:rPr>
-      </w:r>
-    </w:p>
-    <w:p>
-      <w:pPr>
-        <w:pStyle w:val="Heading3"/>
-      </w:pPr>
-      <w:r>
-        <w:rPr>
-          <w:lang w:val="zh_TW" w:bidi="zh_TW"/>
-        </w:rPr>
-        <w:t>定義：</w:t>
-      </w:r>
-    </w:p>
-    <w:p>
-      <w:pPr/>
-      <w:r>
-        <w:rPr>
-          <w:lang w:val="zh_TW" w:bidi="zh_TW"/>
-        </w:rPr>
-      </w:r>
-      <w:r>
-        <w:rPr>
-          <w:lang w:val="zh_TW" w:bidi="zh_TW"/>
-        </w:rPr>
-        <w:t>「救主」一詞指的是拯救或救援他人脫離危險的人。該詞也可以指給予他人力量或供應他們的人。</w:t>
-      </w:r>
-    </w:p>
-    <w:p>
-      <w:pPr>
-        <w:pStyle w:val="ListBullet"/>
-        <w:spacing w:line="240" w:lineRule="auto"/>
-        <w:ind w:left="720"/>
-      </w:pPr>
-      <w:r>
-        <w:rPr>
-          <w:lang w:val="zh_TW" w:bidi="zh_TW"/>
-        </w:rPr>
-      </w:r>
-      <w:r>
-        <w:rPr>
-          <w:lang w:val="zh_TW" w:bidi="zh_TW"/>
-        </w:rPr>
-        <w:t>在舊約中，神被稱為以色列的救主，因為祂經常拯救他們脫離敵人，賜給他們力量，並提供他們生活所需的一切。</w:t>
-      </w:r>
-    </w:p>
-    <w:p>
-      <w:pPr>
-        <w:pStyle w:val="ListBullet"/>
-        <w:spacing w:line="240" w:lineRule="auto"/>
-        <w:ind w:left="720"/>
-      </w:pPr>
-      <w:r>
-        <w:rPr>
-          <w:lang w:val="zh_TW" w:bidi="zh_TW"/>
-        </w:rPr>
-      </w:r>
-      <w:r>
-        <w:rPr>
-          <w:lang w:val="zh_TW" w:bidi="zh_TW"/>
-        </w:rPr>
-        <w:t>在舊約中，神設立士師來保護以色列人，帶領他們與攻擊他們的其他民族爭戰。這些士師有時被稱為「拯救者」。舊約士師記記載了這些士師治理以色列的歷史時期。</w:t>
-      </w:r>
-    </w:p>
-    <w:p>
-      <w:pPr>
-        <w:pStyle w:val="ListBullet"/>
-        <w:spacing w:line="240" w:lineRule="auto"/>
-        <w:ind w:left="720"/>
-      </w:pPr>
-      <w:r>
-        <w:rPr>
-          <w:lang w:val="zh_TW" w:bidi="zh_TW"/>
-        </w:rPr>
-      </w:r>
-      <w:r>
-        <w:rPr>
-          <w:lang w:val="zh_TW" w:bidi="zh_TW"/>
-        </w:rPr>
-        <w:t>在新約中，「救主」是對耶穌基督的描述或稱號，因為祂拯救人們免於因罪而受永恆的刑罰。祂也拯救他們免於被罪所控制。</w:t>
-      </w:r>
-    </w:p>
-    <w:p>
-      <w:pPr>
-        <w:pStyle w:val="Heading3"/>
-      </w:pPr>
-      <w:r>
-        <w:rPr>
-          <w:lang w:val="zh_TW" w:bidi="zh_TW"/>
-        </w:rPr>
-        <w:t>翻譯相關建議：</w:t>
-      </w:r>
-    </w:p>
-    <w:p>
-      <w:pPr>
-        <w:pStyle w:val="ListBullet"/>
-        <w:spacing w:line="240" w:lineRule="auto"/>
-        <w:ind w:left="720"/>
-      </w:pPr>
-      <w:r>
-        <w:rPr>
-          <w:lang w:val="zh_TW" w:bidi="zh_TW"/>
-        </w:rPr>
-      </w:r>
-      <w:r>
-        <w:rPr>
-          <w:lang w:val="zh_TW" w:bidi="zh_TW"/>
-        </w:rPr>
-        <w:t>如果可能，「救主」應該翻譯成與「拯救」和「救恩」相關的詞。</w:t>
-      </w:r>
-    </w:p>
-    <w:p>
-      <w:pPr>
-        <w:pStyle w:val="ListBullet"/>
-        <w:spacing w:line="240" w:lineRule="auto"/>
-        <w:ind w:left="720"/>
-      </w:pPr>
-      <w:r>
-        <w:rPr>
-          <w:lang w:val="zh_TW" w:bidi="zh_TW"/>
-        </w:rPr>
-      </w:r>
-      <w:r>
-        <w:rPr>
-          <w:lang w:val="zh_TW" w:bidi="zh_TW"/>
-        </w:rPr>
-        <w:t>這個詞可以翻譯為「拯救的那位」或「拯救的神」或「從危險中拯救的那位」或「從敵人中拯救的那位」或「耶穌，那位從罪中拯救（人）的那位」。</w:t>
-      </w:r>
-    </w:p>
-    <w:p>
-      <w:pPr/>
-      <w:r>
-        <w:rPr>
-          <w:lang w:val="zh_TW" w:bidi="zh_TW"/>
-        </w:rPr>
-      </w:r>
-      <w:r>
-        <w:rPr>
-          <w:lang w:val="zh_TW" w:bidi="zh_TW"/>
-        </w:rPr>
-        <w:t>（另見：</w:t>
-      </w:r>
-      <w:r>
-        <w:rPr>
-          <w:lang w:val="zh_TW" w:bidi="zh_TW"/>
-        </w:rPr>
-        <w:t>拯救</w:t>
-      </w:r>
-      <w:r>
-        <w:rPr>
-          <w:lang w:val="zh_TW" w:bidi="zh_TW"/>
-        </w:rPr>
-        <w:t>、</w:t>
+      <w:r>
+        <w:rPr>
+          <w:lang w:val="zh_TW" w:bidi="zh_TW"/>
+        </w:rPr>
+        <w:t>（另見：拯救、</w:t>
       </w:r>
       <w:r>
         <w:rPr>
